--- a/Assets/Docs/SlimeBettle设计文档.docx
+++ b/Assets/Docs/SlimeBettle设计文档.docx
@@ -887,18 +887,28 @@
           <w:bCs/>
         </w:rPr>
       </w:pPr>
-      <w:r>
-        <w:rPr>
-          <w:rFonts w:ascii="微软雅黑" w:eastAsia="微软雅黑" w:hAnsi="微软雅黑" w:hint="eastAsia"/>
+    </w:p>
+    <w:p>
+      <w:pPr>
+        <w:spacing w:line="480" w:lineRule="auto"/>
+        <w:rPr>
+          <w:rFonts w:ascii="微软雅黑" w:eastAsia="微软雅黑" w:hAnsi="微软雅黑" w:hint="eastAsia"/>
+          <w:b/>
+          <w:bCs/>
+        </w:rPr>
+      </w:pPr>
+      <w:r>
+        <w:rPr>
+          <w:rFonts w:ascii="微软雅黑" w:eastAsia="微软雅黑" w:hAnsi="微软雅黑"/>
           <w:b/>
           <w:bCs/>
           <w:noProof/>
         </w:rPr>
         <w:drawing>
-          <wp:inline distT="0" distB="0" distL="0" distR="0" wp14:anchorId="58B56FC3" wp14:editId="438D7F01">
+          <wp:inline distT="0" distB="0" distL="0" distR="0" wp14:anchorId="264E2A2C" wp14:editId="1FB4A78A">
             <wp:extent cx="5264785" cy="2964815"/>
             <wp:effectExtent l="19050" t="19050" r="12065" b="26035"/>
-            <wp:docPr id="5" name="图片 1"/>
+            <wp:docPr id="8" name="图片 2"/>
             <wp:cNvGraphicFramePr>
               <a:graphicFrameLocks xmlns:a="http://schemas.openxmlformats.org/drawingml/2006/main" noChangeAspect="1"/>
             </wp:cNvGraphicFramePr>
@@ -906,7 +916,7 @@
               <a:graphicData uri="http://schemas.openxmlformats.org/drawingml/2006/picture">
                 <pic:pic xmlns:pic="http://schemas.openxmlformats.org/drawingml/2006/picture">
                   <pic:nvPicPr>
-                    <pic:cNvPr id="6" name="Picture 1"/>
+                    <pic:cNvPr id="9" name="Picture 2"/>
                     <pic:cNvPicPr>
                       <a:picLocks noChangeAspect="1" noChangeArrowheads="1"/>
                     </pic:cNvPicPr>
@@ -951,16 +961,16 @@
       </w:pPr>
       <w:r>
         <w:rPr>
-          <w:rFonts w:ascii="微软雅黑" w:eastAsia="微软雅黑" w:hAnsi="微软雅黑"/>
+          <w:rFonts w:ascii="微软雅黑" w:eastAsia="微软雅黑" w:hAnsi="微软雅黑" w:hint="eastAsia"/>
           <w:b/>
           <w:bCs/>
           <w:noProof/>
         </w:rPr>
         <w:drawing>
-          <wp:inline distT="0" distB="0" distL="0" distR="0" wp14:anchorId="264E2A2C" wp14:editId="1FB4A78A">
-            <wp:extent cx="5264785" cy="2964815"/>
-            <wp:effectExtent l="19050" t="19050" r="12065" b="26035"/>
-            <wp:docPr id="8" name="图片 2"/>
+          <wp:inline distT="0" distB="0" distL="0" distR="0" wp14:anchorId="764DEBF6" wp14:editId="6C099CFB">
+            <wp:extent cx="5276850" cy="2952750"/>
+            <wp:effectExtent l="19050" t="19050" r="19050" b="19050"/>
+            <wp:docPr id="2133688955" name="图片 2"/>
             <wp:cNvGraphicFramePr>
               <a:graphicFrameLocks xmlns:a="http://schemas.openxmlformats.org/drawingml/2006/main" noChangeAspect="1"/>
             </wp:cNvGraphicFramePr>
@@ -968,13 +978,19 @@
               <a:graphicData uri="http://schemas.openxmlformats.org/drawingml/2006/picture">
                 <pic:pic xmlns:pic="http://schemas.openxmlformats.org/drawingml/2006/picture">
                   <pic:nvPicPr>
-                    <pic:cNvPr id="9" name="Picture 2"/>
+                    <pic:cNvPr id="0" name="Picture 2"/>
                     <pic:cNvPicPr>
                       <a:picLocks noChangeAspect="1" noChangeArrowheads="1"/>
                     </pic:cNvPicPr>
                   </pic:nvPicPr>
                   <pic:blipFill>
-                    <a:blip r:embed="rId7" cstate="print"/>
+                    <a:blip r:embed="rId7">
+                      <a:extLst>
+                        <a:ext uri="{28A0092B-C50C-407E-A947-70E740481C1C}">
+                          <a14:useLocalDpi xmlns:a14="http://schemas.microsoft.com/office/drawing/2010/main" val="0"/>
+                        </a:ext>
+                      </a:extLst>
+                    </a:blip>
                     <a:srcRect/>
                     <a:stretch>
                       <a:fillRect/>
@@ -983,7 +999,7 @@
                   <pic:spPr bwMode="auto">
                     <a:xfrm>
                       <a:off x="0" y="0"/>
-                      <a:ext cx="5264785" cy="2964815"/>
+                      <a:ext cx="5276850" cy="2952750"/>
                     </a:xfrm>
                     <a:prstGeom prst="rect">
                       <a:avLst/>
@@ -1004,72 +1020,113 @@
     </w:p>
     <w:p>
       <w:pPr>
-        <w:spacing w:line="480" w:lineRule="auto"/>
+        <w:pStyle w:val="2"/>
+        <w:spacing w:line="360" w:lineRule="auto"/>
+        <w:rPr>
+          <w:rFonts w:ascii="微软雅黑" w:eastAsia="微软雅黑" w:hAnsi="微软雅黑" w:hint="eastAsia"/>
+          <w:color w:val="auto"/>
+        </w:rPr>
+      </w:pPr>
+      <w:r>
+        <w:rPr>
+          <w:rFonts w:ascii="微软雅黑" w:eastAsia="微软雅黑" w:hAnsi="微软雅黑" w:hint="eastAsia"/>
+          <w:color w:val="auto"/>
+        </w:rPr>
+        <w:lastRenderedPageBreak/>
+        <w:t>1.2游戏背景与世界观</w:t>
+      </w:r>
+    </w:p>
+    <w:p>
+      <w:pPr>
         <w:rPr>
           <w:rFonts w:ascii="微软雅黑" w:eastAsia="微软雅黑" w:hAnsi="微软雅黑" w:hint="eastAsia"/>
           <w:b/>
           <w:bCs/>
         </w:rPr>
       </w:pPr>
-    </w:p>
-    <w:p>
-      <w:pPr>
-        <w:pStyle w:val="2"/>
-        <w:spacing w:line="360" w:lineRule="auto"/>
-        <w:rPr>
-          <w:rFonts w:ascii="微软雅黑" w:eastAsia="微软雅黑" w:hAnsi="微软雅黑" w:hint="eastAsia"/>
-          <w:color w:val="auto"/>
-        </w:rPr>
-      </w:pPr>
-      <w:r>
-        <w:rPr>
-          <w:rFonts w:ascii="微软雅黑" w:eastAsia="微软雅黑" w:hAnsi="微软雅黑" w:hint="eastAsia"/>
-          <w:color w:val="auto"/>
-        </w:rPr>
-        <w:lastRenderedPageBreak/>
-        <w:t>1.2游戏背景与世界观</w:t>
-      </w:r>
-    </w:p>
-    <w:p>
-      <w:pPr>
+      <w:r>
         <w:rPr>
           <w:rFonts w:ascii="微软雅黑" w:eastAsia="微软雅黑" w:hAnsi="微软雅黑" w:hint="eastAsia"/>
           <w:b/>
           <w:bCs/>
         </w:rPr>
-      </w:pPr>
-      <w:r>
-        <w:rPr>
-          <w:rFonts w:ascii="微软雅黑" w:eastAsia="微软雅黑" w:hAnsi="微软雅黑" w:hint="eastAsia"/>
+        <w:t>世界观：</w:t>
+      </w:r>
+    </w:p>
+    <w:p>
+      <w:pPr>
+        <w:rPr>
+          <w:rFonts w:ascii="微软雅黑" w:eastAsia="微软雅黑" w:hAnsi="微软雅黑" w:hint="eastAsia"/>
+        </w:rPr>
+      </w:pPr>
+      <w:r>
+        <w:rPr>
+          <w:rFonts w:ascii="微软雅黑" w:eastAsia="微软雅黑" w:hAnsi="微软雅黑"/>
+        </w:rPr>
+        <w:t>在这个世界上，史莱姆是最古老</w:t>
+      </w:r>
+      <w:r>
+        <w:rPr>
+          <w:rFonts w:ascii="微软雅黑" w:eastAsia="微软雅黑" w:hAnsi="微软雅黑" w:hint="eastAsia"/>
+        </w:rPr>
+        <w:t>，</w:t>
+      </w:r>
+      <w:r>
+        <w:rPr>
+          <w:rFonts w:ascii="微软雅黑" w:eastAsia="微软雅黑" w:hAnsi="微软雅黑"/>
+        </w:rPr>
+        <w:t>也最令人费解的生物</w:t>
+      </w:r>
+      <w:r>
+        <w:rPr>
+          <w:rFonts w:ascii="微软雅黑" w:eastAsia="微软雅黑" w:hAnsi="微软雅黑" w:hint="eastAsia"/>
+        </w:rPr>
+        <w:t>；</w:t>
+      </w:r>
+      <w:r>
+        <w:rPr>
+          <w:rFonts w:ascii="微软雅黑" w:eastAsia="微软雅黑" w:hAnsi="微软雅黑"/>
+        </w:rPr>
+        <w:t>单看一只，它蠢得近乎绝望</w:t>
+      </w:r>
+      <w:r>
+        <w:rPr>
+          <w:rFonts w:ascii="微软雅黑" w:eastAsia="微软雅黑" w:hAnsi="微软雅黑" w:hint="eastAsia"/>
+        </w:rPr>
+        <w:t>，</w:t>
+      </w:r>
+      <w:r>
+        <w:rPr>
+          <w:rFonts w:ascii="微软雅黑" w:eastAsia="微软雅黑" w:hAnsi="微软雅黑"/>
+        </w:rPr>
+        <w:t>记性只有七秒，脑子比米粒还小，一辈子只认三件事：</w:t>
+      </w:r>
+      <w:r>
+        <w:rPr>
+          <w:rFonts w:ascii="微软雅黑" w:eastAsia="微软雅黑" w:hAnsi="微软雅黑"/>
           <w:b/>
           <w:bCs/>
         </w:rPr>
-        <w:t>世界观：</w:t>
-      </w:r>
-    </w:p>
-    <w:p>
-      <w:pPr>
-        <w:rPr>
-          <w:rFonts w:ascii="微软雅黑" w:eastAsia="微软雅黑" w:hAnsi="微软雅黑" w:hint="eastAsia"/>
-        </w:rPr>
-      </w:pPr>
-      <w:r>
-        <w:rPr>
-          <w:rFonts w:ascii="微软雅黑" w:eastAsia="微软雅黑" w:hAnsi="微软雅黑"/>
-        </w:rPr>
-        <w:t>在这个世界上，史莱姆是最古老</w:t>
-      </w:r>
-      <w:r>
-        <w:rPr>
-          <w:rFonts w:ascii="微软雅黑" w:eastAsia="微软雅黑" w:hAnsi="微软雅黑" w:hint="eastAsia"/>
-        </w:rPr>
-        <w:t>，</w:t>
-      </w:r>
-      <w:r>
-        <w:rPr>
-          <w:rFonts w:ascii="微软雅黑" w:eastAsia="微软雅黑" w:hAnsi="微软雅黑"/>
-        </w:rPr>
-        <w:t>也最令人费解的生物</w:t>
+        <w:t>吃、暖和、躲危险</w:t>
+      </w:r>
+      <w:r>
+        <w:rPr>
+          <w:rFonts w:ascii="微软雅黑" w:eastAsia="微软雅黑" w:hAnsi="微软雅黑" w:hint="eastAsia"/>
+        </w:rPr>
+        <w:t>；会吃掉看到的任何东西，包括掉落的装备；</w:t>
+      </w:r>
+    </w:p>
+    <w:p>
+      <w:pPr>
+        <w:rPr>
+          <w:rFonts w:ascii="微软雅黑" w:eastAsia="微软雅黑" w:hAnsi="微软雅黑" w:hint="eastAsia"/>
+        </w:rPr>
+      </w:pPr>
+      <w:r>
+        <w:rPr>
+          <w:rFonts w:ascii="微软雅黑" w:eastAsia="微软雅黑" w:hAnsi="微软雅黑"/>
+        </w:rPr>
+        <w:t>但只要它们聚成一群，事情就完全不同了</w:t>
       </w:r>
       <w:r>
         <w:rPr>
@@ -1077,110 +1134,89 @@
         </w:rPr>
         <w:t>；</w:t>
       </w:r>
-      <w:r>
-        <w:rPr>
-          <w:rFonts w:ascii="微软雅黑" w:eastAsia="微软雅黑" w:hAnsi="微软雅黑"/>
-        </w:rPr>
-        <w:t>单看一只，它蠢得近乎绝望</w:t>
-      </w:r>
-      <w:r>
-        <w:rPr>
-          <w:rFonts w:ascii="微软雅黑" w:eastAsia="微软雅黑" w:hAnsi="微软雅黑" w:hint="eastAsia"/>
-        </w:rPr>
-        <w:t>，</w:t>
-      </w:r>
-      <w:r>
-        <w:rPr>
-          <w:rFonts w:ascii="微软雅黑" w:eastAsia="微软雅黑" w:hAnsi="微软雅黑"/>
-        </w:rPr>
-        <w:t>记性只有七秒，脑子比米粒还小，一辈子只认三件事：</w:t>
-      </w:r>
-      <w:r>
-        <w:rPr>
-          <w:rFonts w:ascii="微软雅黑" w:eastAsia="微软雅黑" w:hAnsi="微软雅黑"/>
+    </w:p>
+    <w:p>
+      <w:pPr>
+        <w:rPr>
+          <w:rFonts w:ascii="微软雅黑" w:eastAsia="微软雅黑" w:hAnsi="微软雅黑" w:hint="eastAsia"/>
+        </w:rPr>
+      </w:pPr>
+      <w:r>
+        <w:rPr>
+          <w:rFonts w:ascii="微软雅黑" w:eastAsia="微软雅黑" w:hAnsi="微软雅黑"/>
+        </w:rPr>
+        <w:t>好比一滴水没有形状，千万滴水却会冲垮堤坝。成群的史莱姆会凭空冒出一种学者至今解释不了的</w:t>
+      </w:r>
+      <w:proofErr w:type="gramStart"/>
+      <w:r>
+        <w:rPr>
+          <w:rFonts w:ascii="微软雅黑" w:eastAsia="微软雅黑" w:hAnsi="微软雅黑"/>
+        </w:rPr>
+        <w:t>"群体</w:t>
+      </w:r>
+      <w:proofErr w:type="gramEnd"/>
+      <w:r>
+        <w:rPr>
+          <w:rFonts w:ascii="微软雅黑" w:eastAsia="微软雅黑" w:hAnsi="微软雅黑"/>
+        </w:rPr>
+        <w:t>智能"：自动列队、自动绕开障碍，甚至在天敌面前结成</w:t>
+      </w:r>
+      <w:r>
+        <w:rPr>
+          <w:rFonts w:ascii="微软雅黑" w:eastAsia="微软雅黑" w:hAnsi="微软雅黑" w:hint="eastAsia"/>
+        </w:rPr>
+        <w:t>剑或</w:t>
+      </w:r>
+      <w:r>
+        <w:rPr>
+          <w:rFonts w:ascii="微软雅黑" w:eastAsia="微软雅黑" w:hAnsi="微软雅黑"/>
+        </w:rPr>
+        <w:t>盾的阵型。没有一只史莱姆知道自己在干什么，可整群史莱姆就是办到了。</w:t>
+      </w:r>
+    </w:p>
+    <w:p>
+      <w:pPr>
+        <w:rPr>
+          <w:rFonts w:ascii="微软雅黑" w:eastAsia="微软雅黑" w:hAnsi="微软雅黑" w:hint="eastAsia"/>
           <w:b/>
           <w:bCs/>
         </w:rPr>
-        <w:t>吃、暖和、躲危险</w:t>
-      </w:r>
-      <w:r>
-        <w:rPr>
-          <w:rFonts w:ascii="微软雅黑" w:eastAsia="微软雅黑" w:hAnsi="微软雅黑" w:hint="eastAsia"/>
-        </w:rPr>
-        <w:t>；会吃掉看到的任何东西，包括掉落的装备；</w:t>
-      </w:r>
-    </w:p>
-    <w:p>
-      <w:pPr>
-        <w:rPr>
-          <w:rFonts w:ascii="微软雅黑" w:eastAsia="微软雅黑" w:hAnsi="微软雅黑" w:hint="eastAsia"/>
-        </w:rPr>
-      </w:pPr>
-      <w:r>
-        <w:rPr>
-          <w:rFonts w:ascii="微软雅黑" w:eastAsia="微软雅黑" w:hAnsi="微软雅黑"/>
-        </w:rPr>
-        <w:t>但只要它们聚成一群，事情就完全不同了</w:t>
-      </w:r>
-      <w:r>
-        <w:rPr>
-          <w:rFonts w:ascii="微软雅黑" w:eastAsia="微软雅黑" w:hAnsi="微软雅黑" w:hint="eastAsia"/>
-        </w:rPr>
-        <w:t>；</w:t>
-      </w:r>
-    </w:p>
-    <w:p>
-      <w:pPr>
-        <w:rPr>
-          <w:rFonts w:ascii="微软雅黑" w:eastAsia="微软雅黑" w:hAnsi="微软雅黑" w:hint="eastAsia"/>
-        </w:rPr>
-      </w:pPr>
-      <w:r>
-        <w:rPr>
-          <w:rFonts w:ascii="微软雅黑" w:eastAsia="微软雅黑" w:hAnsi="微软雅黑"/>
-        </w:rPr>
-        <w:t>好比一滴水没有形状，千万滴水却会冲垮堤坝。成群的史莱姆会凭空冒出一种学者至今解释不了的"群体智能"：自动列队、自动绕开障碍，甚至在天敌面前结成</w:t>
-      </w:r>
-      <w:r>
-        <w:rPr>
-          <w:rFonts w:ascii="微软雅黑" w:eastAsia="微软雅黑" w:hAnsi="微软雅黑" w:hint="eastAsia"/>
-        </w:rPr>
-        <w:t>剑或</w:t>
-      </w:r>
-      <w:r>
-        <w:rPr>
-          <w:rFonts w:ascii="微软雅黑" w:eastAsia="微软雅黑" w:hAnsi="微软雅黑"/>
-        </w:rPr>
-        <w:t>盾的阵型。没有一只史莱姆知道自己在干什么，可整群史莱姆就是办到了。</w:t>
-      </w:r>
-    </w:p>
-    <w:p>
-      <w:pPr>
-        <w:rPr>
-          <w:rFonts w:ascii="微软雅黑" w:eastAsia="微软雅黑" w:hAnsi="微软雅黑" w:hint="eastAsia"/>
+      </w:pPr>
+      <w:r>
+        <w:rPr>
+          <w:rFonts w:ascii="微软雅黑" w:eastAsia="微软雅黑" w:hAnsi="微软雅黑"/>
+        </w:rPr>
+        <w:t>学者们敬畏地把这</w:t>
+      </w:r>
+      <w:proofErr w:type="gramStart"/>
+      <w:r>
+        <w:rPr>
+          <w:rFonts w:ascii="微软雅黑" w:eastAsia="微软雅黑" w:hAnsi="微软雅黑"/>
+        </w:rPr>
+        <w:t>称作</w:t>
+      </w:r>
+      <w:r>
+        <w:rPr>
+          <w:rFonts w:ascii="微软雅黑" w:eastAsia="微软雅黑" w:hAnsi="微软雅黑" w:hint="eastAsia"/>
+        </w:rPr>
+        <w:t>：</w:t>
+      </w:r>
+      <w:r>
+        <w:rPr>
+          <w:rFonts w:ascii="微软雅黑" w:eastAsia="微软雅黑" w:hAnsi="微软雅黑"/>
           <w:b/>
           <w:bCs/>
         </w:rPr>
-      </w:pPr>
-      <w:r>
-        <w:rPr>
-          <w:rFonts w:ascii="微软雅黑" w:eastAsia="微软雅黑" w:hAnsi="微软雅黑"/>
-        </w:rPr>
-        <w:t>学者们敬畏地把这称作</w:t>
-      </w:r>
-      <w:r>
-        <w:rPr>
-          <w:rFonts w:ascii="微软雅黑" w:eastAsia="微软雅黑" w:hAnsi="微软雅黑" w:hint="eastAsia"/>
-        </w:rPr>
-        <w:t>：</w:t>
-      </w:r>
+        <w:t>"</w:t>
+      </w:r>
+      <w:proofErr w:type="gramEnd"/>
       <w:r>
         <w:rPr>
           <w:rFonts w:ascii="微软雅黑" w:eastAsia="微软雅黑" w:hAnsi="微软雅黑"/>
           <w:b/>
           <w:bCs/>
         </w:rPr>
-        <w:t>"涌现"</w:t>
+        <w:t>涌现"</w:t>
       </w:r>
     </w:p>
     <w:p>
@@ -1237,6 +1273,7 @@
         </w:rPr>
         <w:t>没有</w:t>
       </w:r>
+      <w:proofErr w:type="gramStart"/>
       <w:r>
         <w:rPr>
           <w:rFonts w:ascii="微软雅黑" w:eastAsia="微软雅黑" w:hAnsi="微软雅黑"/>
@@ -1245,6 +1282,7 @@
         </w:rPr>
         <w:t>"忠诚"</w:t>
       </w:r>
+      <w:proofErr w:type="gramEnd"/>
       <w:r>
         <w:rPr>
           <w:rFonts w:ascii="微软雅黑" w:eastAsia="微软雅黑" w:hAnsi="微软雅黑"/>
@@ -1281,11 +1319,19 @@
           <w:rFonts w:ascii="微软雅黑" w:eastAsia="微软雅黑" w:hAnsi="微软雅黑" w:hint="eastAsia"/>
         </w:rPr>
       </w:pPr>
-      <w:r>
-        <w:rPr>
-          <w:rFonts w:ascii="微软雅黑" w:eastAsia="微软雅黑" w:hAnsi="微软雅黑"/>
-        </w:rPr>
-        <w:t>"安宁镇"最近一点都不安宁——传说中的魔王</w:t>
+      <w:proofErr w:type="gramStart"/>
+      <w:r>
+        <w:rPr>
+          <w:rFonts w:ascii="微软雅黑" w:eastAsia="微软雅黑" w:hAnsi="微软雅黑"/>
+        </w:rPr>
+        <w:t>"安宁镇"</w:t>
+      </w:r>
+      <w:proofErr w:type="gramEnd"/>
+      <w:r>
+        <w:rPr>
+          <w:rFonts w:ascii="微软雅黑" w:eastAsia="微软雅黑" w:hAnsi="微软雅黑"/>
+        </w:rPr>
+        <w:t>最近一点都不安宁——传说中的魔王</w:t>
       </w:r>
       <w:r>
         <w:rPr>
@@ -1349,7 +1395,21 @@
         <w:rPr>
           <w:rFonts w:ascii="微软雅黑" w:eastAsia="微软雅黑" w:hAnsi="微软雅黑"/>
         </w:rPr>
-        <w:t>因为你发现了一个没人愿意相信的真相——魔王根本"统治"不了史莱姆，他只是用一套残暴的咒印在硬压它们。而你，天生有种和这帮黏糊糊的小家伙相处的野路子：不命令，只引导；不控制，只布置</w:t>
+        <w:t>因为你发现了一个没人愿意相信的真相——魔王根本</w:t>
+      </w:r>
+      <w:proofErr w:type="gramStart"/>
+      <w:r>
+        <w:rPr>
+          <w:rFonts w:ascii="微软雅黑" w:eastAsia="微软雅黑" w:hAnsi="微软雅黑"/>
+        </w:rPr>
+        <w:t>"统治"</w:t>
+      </w:r>
+      <w:proofErr w:type="gramEnd"/>
+      <w:r>
+        <w:rPr>
+          <w:rFonts w:ascii="微软雅黑" w:eastAsia="微软雅黑" w:hAnsi="微软雅黑"/>
+        </w:rPr>
+        <w:t>不了史莱姆，他只是用一套残暴的咒印在硬压它们。而你，天生有种和这帮黏糊糊的小家伙相处的野路子：不命令，只引导；不控制，只布置</w:t>
       </w:r>
       <w:r>
         <w:rPr>
@@ -1420,7 +1480,21 @@
         <w:rPr>
           <w:rFonts w:ascii="微软雅黑" w:eastAsia="微软雅黑" w:hAnsi="微软雅黑"/>
         </w:rPr>
-        <w:t>这些史莱姆似乎隐约记得上一场冒险里发生过什么。没人说得清为什么，也许它们比你想象中"知道"得更多一点</w:t>
+        <w:t>这些史莱姆似乎隐约记得上一场冒险里发生过什么。没人说得清为什么，也许它们比你想象中</w:t>
+      </w:r>
+      <w:proofErr w:type="gramStart"/>
+      <w:r>
+        <w:rPr>
+          <w:rFonts w:ascii="微软雅黑" w:eastAsia="微软雅黑" w:hAnsi="微软雅黑"/>
+        </w:rPr>
+        <w:t>"知道"</w:t>
+      </w:r>
+      <w:proofErr w:type="gramEnd"/>
+      <w:r>
+        <w:rPr>
+          <w:rFonts w:ascii="微软雅黑" w:eastAsia="微软雅黑" w:hAnsi="微软雅黑"/>
+        </w:rPr>
+        <w:t>得更多一点</w:t>
       </w:r>
       <w:r>
         <w:rPr>
@@ -2098,7 +2172,7 @@
         <w:pStyle w:val="2"/>
         <w:spacing w:line="360" w:lineRule="auto"/>
         <w:rPr>
-          <w:rFonts w:ascii="微软雅黑" w:eastAsia="微软雅黑" w:hAnsi="微软雅黑"/>
+          <w:rFonts w:ascii="微软雅黑" w:eastAsia="微软雅黑" w:hAnsi="微软雅黑" w:hint="eastAsia"/>
           <w:color w:val="auto"/>
         </w:rPr>
       </w:pPr>
@@ -2107,14 +2181,7 @@
           <w:rFonts w:ascii="微软雅黑" w:eastAsia="微软雅黑" w:hAnsi="微软雅黑" w:hint="eastAsia"/>
           <w:color w:val="auto"/>
         </w:rPr>
-        <w:t>2.</w:t>
-      </w:r>
-      <w:r>
-        <w:rPr>
-          <w:rFonts w:ascii="微软雅黑" w:eastAsia="微软雅黑" w:hAnsi="微软雅黑" w:hint="eastAsia"/>
-          <w:color w:val="auto"/>
-        </w:rPr>
-        <w:t>3角色行为逻辑</w:t>
+        <w:t>2.3角色行为逻辑</w:t>
       </w:r>
     </w:p>
     <w:p>
@@ -2135,8 +2202,9 @@
           <w:sz w:val="32"/>
           <w:szCs w:val="32"/>
         </w:rPr>
-        <w:t>2</w:t>
-      </w:r>
+        <w:t>2.3.1</w:t>
+      </w:r>
+      <w:bookmarkEnd w:id="4"/>
       <w:r>
         <w:rPr>
           <w:rFonts w:ascii="微软雅黑" w:eastAsia="微软雅黑" w:hAnsi="微软雅黑" w:hint="eastAsia"/>
@@ -2144,21 +2212,19 @@
           <w:sz w:val="32"/>
           <w:szCs w:val="32"/>
         </w:rPr>
-        <w:t>.3.1</w:t>
-      </w:r>
-      <w:bookmarkEnd w:id="4"/>
-      <w:r>
-        <w:rPr>
-          <w:rFonts w:ascii="微软雅黑" w:eastAsia="微软雅黑" w:hAnsi="微软雅黑" w:hint="eastAsia"/>
-          <w:color w:val="auto"/>
-          <w:sz w:val="32"/>
-          <w:szCs w:val="32"/>
-        </w:rPr>
         <w:t>史莱姆行为及状态</w:t>
       </w:r>
     </w:p>
     <w:p>
-      <w:r>
+      <w:pPr>
+        <w:rPr>
+          <w:rFonts w:hint="eastAsia"/>
+        </w:rPr>
+      </w:pPr>
+      <w:r>
+        <w:rPr>
+          <w:noProof/>
+        </w:rPr>
         <w:drawing>
           <wp:inline distT="0" distB="0" distL="0" distR="0" wp14:anchorId="418ABC12" wp14:editId="33433AA2">
             <wp:extent cx="5274310" cy="2148840"/>
@@ -2202,6 +2268,11 @@
       </w:r>
     </w:p>
     <w:p>
+      <w:pPr>
+        <w:rPr>
+          <w:rFonts w:hint="eastAsia"/>
+        </w:rPr>
+      </w:pPr>
       <w:r>
         <w:rPr>
           <w:rFonts w:ascii="微软雅黑" w:eastAsia="微软雅黑" w:hAnsi="微软雅黑" w:hint="eastAsia"/>
@@ -2225,7 +2296,7 @@
           <w:numId w:val="7"/>
         </w:numPr>
         <w:rPr>
-          <w:rFonts w:ascii="微软雅黑" w:eastAsia="微软雅黑" w:hAnsi="微软雅黑"/>
+          <w:rFonts w:ascii="微软雅黑" w:eastAsia="微软雅黑" w:hAnsi="微软雅黑" w:hint="eastAsia"/>
         </w:rPr>
       </w:pPr>
       <w:r>
@@ -2309,7 +2380,7 @@
           <w:numId w:val="7"/>
         </w:numPr>
         <w:rPr>
-          <w:rFonts w:ascii="微软雅黑" w:eastAsia="微软雅黑" w:hAnsi="微软雅黑"/>
+          <w:rFonts w:ascii="微软雅黑" w:eastAsia="微软雅黑" w:hAnsi="微软雅黑" w:hint="eastAsia"/>
         </w:rPr>
       </w:pPr>
       <w:r>
@@ -2392,32 +2463,14 @@
           <w:numId w:val="7"/>
         </w:numPr>
         <w:rPr>
-          <w:rFonts w:ascii="微软雅黑" w:eastAsia="微软雅黑" w:hAnsi="微软雅黑"/>
-        </w:rPr>
-      </w:pPr>
-      <w:r>
-        <w:rPr>
-          <w:rFonts w:ascii="微软雅黑" w:eastAsia="微软雅黑" w:hAnsi="微软雅黑" w:hint="eastAsia"/>
-        </w:rPr>
-        <w:t>害怕：</w:t>
-      </w:r>
-      <w:r>
-        <w:rPr>
-          <w:rFonts w:ascii="微软雅黑" w:eastAsia="微软雅黑" w:hAnsi="微软雅黑" w:hint="eastAsia"/>
-        </w:rPr>
-        <w:t>有多种情况会导致史莱姆</w:t>
-      </w:r>
-      <w:r>
-        <w:rPr>
-          <w:rFonts w:ascii="微软雅黑" w:eastAsia="微软雅黑" w:hAnsi="微软雅黑" w:hint="eastAsia"/>
-        </w:rPr>
-        <w:t>害怕</w:t>
-      </w:r>
-      <w:r>
-        <w:rPr>
-          <w:rFonts w:ascii="微软雅黑" w:eastAsia="微软雅黑" w:hAnsi="微软雅黑" w:hint="eastAsia"/>
-        </w:rPr>
-        <w:t>（见图中）；</w:t>
+          <w:rFonts w:ascii="微软雅黑" w:eastAsia="微软雅黑" w:hAnsi="微软雅黑" w:hint="eastAsia"/>
+        </w:rPr>
+      </w:pPr>
+      <w:r>
+        <w:rPr>
+          <w:rFonts w:ascii="微软雅黑" w:eastAsia="微软雅黑" w:hAnsi="微软雅黑" w:hint="eastAsia"/>
+        </w:rPr>
+        <w:t>害怕：有多种情况会导致史莱姆害怕（见图中）；</w:t>
       </w:r>
       <w:r>
         <w:rPr>
@@ -2454,7 +2507,7 @@
           <w:numId w:val="7"/>
         </w:numPr>
         <w:rPr>
-          <w:rFonts w:ascii="微软雅黑" w:eastAsia="微软雅黑" w:hAnsi="微软雅黑"/>
+          <w:rFonts w:ascii="微软雅黑" w:eastAsia="微软雅黑" w:hAnsi="微软雅黑" w:hint="eastAsia"/>
         </w:rPr>
       </w:pPr>
       <w:r>
@@ -2530,7 +2583,7 @@
           <w:numId w:val="7"/>
         </w:numPr>
         <w:rPr>
-          <w:rFonts w:ascii="微软雅黑" w:eastAsia="微软雅黑" w:hAnsi="微软雅黑"/>
+          <w:rFonts w:ascii="微软雅黑" w:eastAsia="微软雅黑" w:hAnsi="微软雅黑" w:hint="eastAsia"/>
         </w:rPr>
       </w:pPr>
       <w:r>
@@ -2549,37 +2602,43 @@
         <w:rPr>
           <w:rFonts w:ascii="微软雅黑" w:eastAsia="微软雅黑" w:hAnsi="微软雅黑" w:hint="eastAsia"/>
         </w:rPr>
-        <w:t>炎热</w:t>
-      </w:r>
-      <w:r>
-        <w:rPr>
-          <w:rFonts w:ascii="微软雅黑" w:eastAsia="微软雅黑" w:hAnsi="微软雅黑" w:hint="eastAsia"/>
-        </w:rPr>
-        <w:t>地区</w:t>
-      </w:r>
-      <w:r>
-        <w:rPr>
-          <w:rFonts w:ascii="微软雅黑" w:eastAsia="微软雅黑" w:hAnsi="微软雅黑" w:hint="eastAsia"/>
-        </w:rPr>
-        <w:t>、近距离接触熔炉30秒后</w:t>
-      </w:r>
-      <w:r>
-        <w:rPr>
-          <w:rFonts w:ascii="微软雅黑" w:eastAsia="微软雅黑" w:hAnsi="微软雅黑" w:hint="eastAsia"/>
-        </w:rPr>
-        <w:t>或进食</w:t>
-      </w:r>
-      <w:r>
-        <w:rPr>
-          <w:rFonts w:ascii="微软雅黑" w:eastAsia="微软雅黑" w:hAnsi="微软雅黑" w:hint="eastAsia"/>
-        </w:rPr>
-        <w:t>炙热</w:t>
-      </w:r>
-      <w:r>
-        <w:rPr>
-          <w:rFonts w:ascii="微软雅黑" w:eastAsia="微软雅黑" w:hAnsi="微软雅黑" w:hint="eastAsia"/>
-        </w:rPr>
-        <w:t>物品后进入该状态；</w:t>
+        <w:t>温暖</w:t>
+      </w:r>
+      <w:r>
+        <w:rPr>
+          <w:rFonts w:ascii="微软雅黑" w:eastAsia="微软雅黑" w:hAnsi="微软雅黑" w:hint="eastAsia"/>
+        </w:rPr>
+        <w:t>地区、</w:t>
+      </w:r>
+      <w:r>
+        <w:rPr>
+          <w:rFonts w:ascii="微软雅黑" w:eastAsia="微软雅黑" w:hAnsi="微软雅黑" w:hint="eastAsia"/>
+        </w:rPr>
+        <w:t>在</w:t>
+      </w:r>
+      <w:r>
+        <w:rPr>
+          <w:rFonts w:ascii="微软雅黑" w:eastAsia="微软雅黑" w:hAnsi="微软雅黑" w:hint="eastAsia"/>
+        </w:rPr>
+        <w:t>熔炉</w:t>
+      </w:r>
+      <w:r>
+        <w:rPr>
+          <w:rFonts w:ascii="微软雅黑" w:eastAsia="微软雅黑" w:hAnsi="微软雅黑" w:hint="eastAsia"/>
+        </w:rPr>
+        <w:t>核心区</w:t>
+      </w:r>
+      <w:r>
+        <w:rPr>
+          <w:rFonts w:ascii="微软雅黑" w:eastAsia="微软雅黑" w:hAnsi="微软雅黑" w:hint="eastAsia"/>
+        </w:rPr>
+        <w:t>2</w:t>
+      </w:r>
+      <w:r>
+        <w:rPr>
+          <w:rFonts w:ascii="微软雅黑" w:eastAsia="微软雅黑" w:hAnsi="微软雅黑" w:hint="eastAsia"/>
+        </w:rPr>
+        <w:t>0秒后或进食炙热物品后进入该状态；</w:t>
       </w:r>
       <w:r>
         <w:rPr>
@@ -2599,19 +2658,7 @@
         <w:rPr>
           <w:rFonts w:ascii="微软雅黑" w:eastAsia="微软雅黑" w:hAnsi="微软雅黑" w:hint="eastAsia"/>
         </w:rPr>
-        <w:t>30%，但</w:t>
-      </w:r>
-      <w:r>
-        <w:rPr>
-          <w:rFonts w:ascii="微软雅黑" w:eastAsia="微软雅黑" w:hAnsi="微软雅黑" w:hint="eastAsia"/>
-        </w:rPr>
-        <w:t>攻击会导致敌人</w:t>
-      </w:r>
-      <w:r>
-        <w:rPr>
-          <w:rFonts w:ascii="微软雅黑" w:eastAsia="微软雅黑" w:hAnsi="微软雅黑" w:hint="eastAsia"/>
-        </w:rPr>
-        <w:t>进入</w:t>
+        <w:t>30%，但攻击会导致敌人进入</w:t>
       </w:r>
       <w:r>
         <w:rPr>
@@ -2659,7 +2706,7 @@
         <w:pStyle w:val="a3"/>
         <w:ind w:left="440"/>
         <w:rPr>
-          <w:rFonts w:ascii="微软雅黑" w:eastAsia="微软雅黑" w:hAnsi="微软雅黑"/>
+          <w:rFonts w:ascii="微软雅黑" w:eastAsia="微软雅黑" w:hAnsi="微软雅黑" w:hint="eastAsia"/>
         </w:rPr>
       </w:pPr>
       <w:r>
@@ -2691,7 +2738,7 @@
           <w:numId w:val="7"/>
         </w:numPr>
         <w:rPr>
-          <w:rFonts w:ascii="微软雅黑" w:eastAsia="微软雅黑" w:hAnsi="微软雅黑"/>
+          <w:rFonts w:ascii="微软雅黑" w:eastAsia="微软雅黑" w:hAnsi="微软雅黑" w:hint="eastAsia"/>
         </w:rPr>
       </w:pPr>
       <w:r>
@@ -2780,6 +2827,11 @@
       </w:r>
     </w:p>
     <w:p>
+      <w:pPr>
+        <w:rPr>
+          <w:rFonts w:hint="eastAsia"/>
+        </w:rPr>
+      </w:pPr>
       <w:r>
         <w:rPr>
           <w:rFonts w:ascii="微软雅黑" w:eastAsia="微软雅黑" w:hAnsi="微软雅黑" w:hint="eastAsia"/>
@@ -2798,7 +2850,7 @@
     <w:p>
       <w:pPr>
         <w:rPr>
-          <w:rFonts w:ascii="微软雅黑" w:eastAsia="微软雅黑" w:hAnsi="微软雅黑"/>
+          <w:rFonts w:ascii="微软雅黑" w:eastAsia="微软雅黑" w:hAnsi="微软雅黑" w:hint="eastAsia"/>
         </w:rPr>
       </w:pPr>
       <w:r>
@@ -2817,7 +2869,7 @@
     <w:p>
       <w:pPr>
         <w:rPr>
-          <w:rFonts w:ascii="微软雅黑" w:eastAsia="微软雅黑" w:hAnsi="微软雅黑"/>
+          <w:rFonts w:ascii="微软雅黑" w:eastAsia="微软雅黑" w:hAnsi="微软雅黑" w:hint="eastAsia"/>
         </w:rPr>
       </w:pPr>
       <w:r>
@@ -2853,6 +2905,11 @@
       </w:r>
     </w:p>
     <w:p>
+      <w:pPr>
+        <w:rPr>
+          <w:rFonts w:hint="eastAsia"/>
+        </w:rPr>
+      </w:pPr>
       <w:r>
         <w:rPr>
           <w:rFonts w:ascii="微软雅黑" w:eastAsia="微软雅黑" w:hAnsi="微软雅黑" w:hint="eastAsia"/>
@@ -2871,7 +2928,7 @@
     <w:p>
       <w:pPr>
         <w:rPr>
-          <w:rFonts w:ascii="微软雅黑" w:eastAsia="微软雅黑" w:hAnsi="微软雅黑"/>
+          <w:rFonts w:ascii="微软雅黑" w:eastAsia="微软雅黑" w:hAnsi="微软雅黑" w:hint="eastAsia"/>
         </w:rPr>
       </w:pPr>
       <w:r>
@@ -2886,18 +2943,56 @@
         </w:rPr>
         <w:t>30；生命值：500；移速：200；攻速：1s；</w:t>
       </w:r>
-    </w:p>
-    <w:p>
-      <w:pPr>
-        <w:rPr>
-          <w:rFonts w:ascii="微软雅黑" w:eastAsia="微软雅黑" w:hAnsi="微软雅黑" w:hint="eastAsia"/>
-        </w:rPr>
-      </w:pPr>
-      <w:r>
-        <w:rPr>
-          <w:rFonts w:ascii="微软雅黑" w:eastAsia="微软雅黑" w:hAnsi="微软雅黑" w:hint="eastAsia"/>
-        </w:rPr>
-        <w:t>具体数值见配置表已经后续调整；</w:t>
+      <w:r>
+        <w:rPr>
+          <w:rFonts w:ascii="微软雅黑" w:eastAsia="微软雅黑" w:hAnsi="微软雅黑" w:hint="eastAsia"/>
+        </w:rPr>
+        <w:t>索敌范围：半径</w:t>
+      </w:r>
+      <w:r>
+        <w:rPr>
+          <w:rFonts w:ascii="微软雅黑" w:eastAsia="微软雅黑" w:hAnsi="微软雅黑" w:hint="eastAsia"/>
+        </w:rPr>
+        <w:t>300px</w:t>
+      </w:r>
+      <w:proofErr w:type="gramStart"/>
+      <w:r>
+        <w:rPr>
+          <w:rFonts w:ascii="微软雅黑" w:eastAsia="微软雅黑" w:hAnsi="微软雅黑" w:hint="eastAsia"/>
+        </w:rPr>
+        <w:t>(暂定)</w:t>
+      </w:r>
+      <w:proofErr w:type="gramEnd"/>
+      <w:r>
+        <w:rPr>
+          <w:rFonts w:ascii="微软雅黑" w:eastAsia="微软雅黑" w:hAnsi="微软雅黑" w:hint="eastAsia"/>
+        </w:rPr>
+        <w:t>；</w:t>
+      </w:r>
+    </w:p>
+    <w:p>
+      <w:pPr>
+        <w:rPr>
+          <w:rFonts w:ascii="微软雅黑" w:eastAsia="微软雅黑" w:hAnsi="微软雅黑" w:hint="eastAsia"/>
+        </w:rPr>
+      </w:pPr>
+      <w:r>
+        <w:rPr>
+          <w:rFonts w:ascii="微软雅黑" w:eastAsia="微软雅黑" w:hAnsi="微软雅黑" w:hint="eastAsia"/>
+        </w:rPr>
+        <w:t>具体数值见配置表</w:t>
+      </w:r>
+      <w:r>
+        <w:rPr>
+          <w:rFonts w:ascii="微软雅黑" w:eastAsia="微软雅黑" w:hAnsi="微软雅黑" w:hint="eastAsia"/>
+        </w:rPr>
+        <w:t>以及</w:t>
+      </w:r>
+      <w:r>
+        <w:rPr>
+          <w:rFonts w:ascii="微软雅黑" w:eastAsia="微软雅黑" w:hAnsi="微软雅黑" w:hint="eastAsia"/>
+        </w:rPr>
+        <w:t>后续调整；</w:t>
       </w:r>
     </w:p>
     <w:p>
@@ -2927,38 +3022,19 @@
           <w:sz w:val="32"/>
           <w:szCs w:val="32"/>
         </w:rPr>
-        <w:t>2</w:t>
-      </w:r>
-      <w:r>
-        <w:rPr>
-          <w:rFonts w:ascii="微软雅黑" w:eastAsia="微软雅黑" w:hAnsi="微软雅黑" w:hint="eastAsia"/>
-          <w:color w:val="auto"/>
-          <w:sz w:val="32"/>
-          <w:szCs w:val="32"/>
-        </w:rPr>
-        <w:t>史莱姆</w:t>
-      </w:r>
-      <w:r>
-        <w:rPr>
-          <w:rFonts w:ascii="微软雅黑" w:eastAsia="微软雅黑" w:hAnsi="微软雅黑" w:hint="eastAsia"/>
-          <w:color w:val="auto"/>
-          <w:sz w:val="32"/>
-          <w:szCs w:val="32"/>
-        </w:rPr>
-        <w:t>群</w:t>
-      </w:r>
-      <w:r>
-        <w:rPr>
-          <w:rFonts w:ascii="微软雅黑" w:eastAsia="微软雅黑" w:hAnsi="微软雅黑" w:hint="eastAsia"/>
-          <w:color w:val="auto"/>
-          <w:sz w:val="32"/>
-          <w:szCs w:val="32"/>
-        </w:rPr>
-        <w:t>行为</w:t>
-      </w:r>
-    </w:p>
-    <w:p>
-      <w:r>
+        <w:t>2史莱姆群行为</w:t>
+      </w:r>
+    </w:p>
+    <w:p>
+      <w:pPr>
+        <w:rPr>
+          <w:rFonts w:hint="eastAsia"/>
+        </w:rPr>
+      </w:pPr>
+      <w:r>
+        <w:rPr>
+          <w:noProof/>
+        </w:rPr>
         <w:drawing>
           <wp:inline distT="0" distB="0" distL="0" distR="0" wp14:anchorId="6FB198C0" wp14:editId="41F98E01">
             <wp:extent cx="5274310" cy="2506980"/>
@@ -3009,7 +3085,7 @@
           <w:numId w:val="7"/>
         </w:numPr>
         <w:rPr>
-          <w:rFonts w:ascii="微软雅黑" w:eastAsia="微软雅黑" w:hAnsi="微软雅黑"/>
+          <w:rFonts w:ascii="微软雅黑" w:eastAsia="微软雅黑" w:hAnsi="微软雅黑" w:hint="eastAsia"/>
         </w:rPr>
       </w:pPr>
       <w:r>
@@ -3039,7 +3115,7 @@
           <w:numId w:val="7"/>
         </w:numPr>
         <w:rPr>
-          <w:rFonts w:ascii="微软雅黑" w:eastAsia="微软雅黑" w:hAnsi="微软雅黑"/>
+          <w:rFonts w:ascii="微软雅黑" w:eastAsia="微软雅黑" w:hAnsi="微软雅黑" w:hint="eastAsia"/>
         </w:rPr>
       </w:pPr>
       <w:r>
@@ -3057,7 +3133,7 @@
           <w:numId w:val="7"/>
         </w:numPr>
         <w:rPr>
-          <w:rFonts w:ascii="微软雅黑" w:eastAsia="微软雅黑" w:hAnsi="微软雅黑"/>
+          <w:rFonts w:ascii="微软雅黑" w:eastAsia="微软雅黑" w:hAnsi="微软雅黑" w:hint="eastAsia"/>
         </w:rPr>
       </w:pPr>
       <w:r>
@@ -3099,7 +3175,7 @@
           <w:numId w:val="7"/>
         </w:numPr>
         <w:rPr>
-          <w:rFonts w:ascii="微软雅黑" w:eastAsia="微软雅黑" w:hAnsi="微软雅黑"/>
+          <w:rFonts w:ascii="微软雅黑" w:eastAsia="微软雅黑" w:hAnsi="微软雅黑" w:hint="eastAsia"/>
         </w:rPr>
       </w:pPr>
       <w:r>
@@ -3112,13 +3188,7 @@
         <w:rPr>
           <w:rFonts w:ascii="微软雅黑" w:eastAsia="微软雅黑" w:hAnsi="微软雅黑" w:hint="eastAsia"/>
         </w:rPr>
-        <w:t>对应需求</w:t>
-      </w:r>
-      <w:r>
-        <w:rPr>
-          <w:rFonts w:ascii="微软雅黑" w:eastAsia="微软雅黑" w:hAnsi="微软雅黑" w:hint="eastAsia"/>
-        </w:rPr>
-        <w:t>其次</w:t>
+        <w:t>对应需求其次</w:t>
       </w:r>
       <w:r>
         <w:rPr>
@@ -3147,7 +3217,7 @@
           <w:numId w:val="7"/>
         </w:numPr>
         <w:rPr>
-          <w:rFonts w:ascii="微软雅黑" w:eastAsia="微软雅黑" w:hAnsi="微软雅黑"/>
+          <w:rFonts w:ascii="微软雅黑" w:eastAsia="微软雅黑" w:hAnsi="微软雅黑" w:hint="eastAsia"/>
         </w:rPr>
       </w:pPr>
       <w:r>
@@ -3171,7 +3241,7 @@
           <w:numId w:val="7"/>
         </w:numPr>
         <w:rPr>
-          <w:rFonts w:ascii="微软雅黑" w:eastAsia="微软雅黑" w:hAnsi="微软雅黑"/>
+          <w:rFonts w:ascii="微软雅黑" w:eastAsia="微软雅黑" w:hAnsi="微软雅黑" w:hint="eastAsia"/>
         </w:rPr>
       </w:pPr>
       <w:r>
@@ -3219,25 +3289,7 @@
           <w:sz w:val="32"/>
           <w:szCs w:val="32"/>
         </w:rPr>
-        <w:t>3守卫</w:t>
-      </w:r>
-      <w:r>
-        <w:rPr>
-          <w:rFonts w:ascii="微软雅黑" w:eastAsia="微软雅黑" w:hAnsi="微软雅黑" w:hint="eastAsia"/>
-          <w:color w:val="auto"/>
-          <w:sz w:val="32"/>
-          <w:szCs w:val="32"/>
-        </w:rPr>
-        <w:t>行为</w:t>
-      </w:r>
-      <w:r>
-        <w:rPr>
-          <w:rFonts w:ascii="微软雅黑" w:eastAsia="微软雅黑" w:hAnsi="微软雅黑" w:hint="eastAsia"/>
-          <w:color w:val="auto"/>
-          <w:sz w:val="32"/>
-          <w:szCs w:val="32"/>
-        </w:rPr>
-        <w:t>逻辑</w:t>
+        <w:t>3守卫行为逻辑</w:t>
       </w:r>
     </w:p>
     <w:p>
@@ -3248,7 +3300,7 @@
           <w:numId w:val="8"/>
         </w:numPr>
         <w:rPr>
-          <w:rFonts w:ascii="微软雅黑" w:eastAsia="微软雅黑" w:hAnsi="微软雅黑"/>
+          <w:rFonts w:ascii="微软雅黑" w:eastAsia="微软雅黑" w:hAnsi="微软雅黑" w:hint="eastAsia"/>
         </w:rPr>
       </w:pPr>
       <w:r>
@@ -3266,7 +3318,7 @@
           <w:numId w:val="8"/>
         </w:numPr>
         <w:rPr>
-          <w:rFonts w:ascii="微软雅黑" w:eastAsia="微软雅黑" w:hAnsi="微软雅黑"/>
+          <w:rFonts w:ascii="微软雅黑" w:eastAsia="微软雅黑" w:hAnsi="微软雅黑" w:hint="eastAsia"/>
         </w:rPr>
       </w:pPr>
       <w:r>
@@ -3296,7 +3348,7 @@
           <w:numId w:val="8"/>
         </w:numPr>
         <w:rPr>
-          <w:rFonts w:ascii="微软雅黑" w:eastAsia="微软雅黑" w:hAnsi="微软雅黑"/>
+          <w:rFonts w:ascii="微软雅黑" w:eastAsia="微软雅黑" w:hAnsi="微软雅黑" w:hint="eastAsia"/>
         </w:rPr>
       </w:pPr>
       <w:r>
@@ -3326,7 +3378,7 @@
           <w:numId w:val="8"/>
         </w:numPr>
         <w:rPr>
-          <w:rFonts w:ascii="微软雅黑" w:eastAsia="微软雅黑" w:hAnsi="微软雅黑"/>
+          <w:rFonts w:ascii="微软雅黑" w:eastAsia="微软雅黑" w:hAnsi="微软雅黑" w:hint="eastAsia"/>
         </w:rPr>
       </w:pPr>
       <w:r>
@@ -3339,12 +3391,13 @@
     <w:p>
       <w:pPr>
         <w:rPr>
-          <w:rFonts w:ascii="微软雅黑" w:eastAsia="微软雅黑" w:hAnsi="微软雅黑"/>
-        </w:rPr>
-      </w:pPr>
-      <w:r>
-        <w:rPr>
-          <w:rFonts w:ascii="微软雅黑" w:eastAsia="微软雅黑" w:hAnsi="微软雅黑"/>
+          <w:rFonts w:ascii="微软雅黑" w:eastAsia="微软雅黑" w:hAnsi="微软雅黑" w:hint="eastAsia"/>
+        </w:rPr>
+      </w:pPr>
+      <w:r>
+        <w:rPr>
+          <w:rFonts w:ascii="微软雅黑" w:eastAsia="微软雅黑" w:hAnsi="微软雅黑"/>
+          <w:noProof/>
         </w:rPr>
         <w:lastRenderedPageBreak/>
         <w:drawing>
@@ -3390,21 +3443,18 @@
       </w:r>
     </w:p>
     <w:p>
+      <w:pPr>
+        <w:rPr>
+          <w:rFonts w:hint="eastAsia"/>
+        </w:rPr>
+      </w:pPr>
       <w:r>
         <w:rPr>
           <w:rFonts w:ascii="微软雅黑" w:eastAsia="微软雅黑" w:hAnsi="微软雅黑" w:hint="eastAsia"/>
           <w:b/>
           <w:bCs/>
         </w:rPr>
-        <w:t>守卫</w:t>
-      </w:r>
-      <w:r>
-        <w:rPr>
-          <w:rFonts w:ascii="微软雅黑" w:eastAsia="微软雅黑" w:hAnsi="微软雅黑" w:hint="eastAsia"/>
-          <w:b/>
-          <w:bCs/>
-        </w:rPr>
-        <w:t>数据</w:t>
+        <w:t>守卫数据</w:t>
       </w:r>
       <w:r>
         <w:rPr>
@@ -3416,7 +3466,7 @@
     <w:p>
       <w:pPr>
         <w:rPr>
-          <w:rFonts w:ascii="微软雅黑" w:eastAsia="微软雅黑" w:hAnsi="微软雅黑"/>
+          <w:rFonts w:ascii="微软雅黑" w:eastAsia="微软雅黑" w:hAnsi="微软雅黑" w:hint="eastAsia"/>
         </w:rPr>
       </w:pPr>
       <w:r>
@@ -3484,7 +3534,19 @@
         <w:rPr>
           <w:rFonts w:ascii="微软雅黑" w:eastAsia="微软雅黑" w:hAnsi="微软雅黑" w:hint="eastAsia"/>
         </w:rPr>
-        <w:t>具体数值见配置表已经后续调整；</w:t>
+        <w:t>具体数值见配置表</w:t>
+      </w:r>
+      <w:r>
+        <w:rPr>
+          <w:rFonts w:ascii="微软雅黑" w:eastAsia="微软雅黑" w:hAnsi="微软雅黑" w:hint="eastAsia"/>
+        </w:rPr>
+        <w:t>以及</w:t>
+      </w:r>
+      <w:r>
+        <w:rPr>
+          <w:rFonts w:ascii="微软雅黑" w:eastAsia="微软雅黑" w:hAnsi="微软雅黑" w:hint="eastAsia"/>
+        </w:rPr>
+        <w:t>后续调整；</w:t>
       </w:r>
     </w:p>
     <w:p>
@@ -3546,12 +3608,13 @@
     <w:p>
       <w:pPr>
         <w:rPr>
-          <w:rFonts w:ascii="微软雅黑" w:eastAsia="微软雅黑" w:hAnsi="微软雅黑"/>
-        </w:rPr>
-      </w:pPr>
-      <w:r>
-        <w:rPr>
-          <w:rFonts w:ascii="微软雅黑" w:eastAsia="微软雅黑" w:hAnsi="微软雅黑"/>
+          <w:rFonts w:ascii="微软雅黑" w:eastAsia="微软雅黑" w:hAnsi="微软雅黑" w:hint="eastAsia"/>
+        </w:rPr>
+      </w:pPr>
+      <w:r>
+        <w:rPr>
+          <w:rFonts w:ascii="微软雅黑" w:eastAsia="微软雅黑" w:hAnsi="微软雅黑"/>
+          <w:noProof/>
         </w:rPr>
         <w:drawing>
           <wp:inline distT="0" distB="0" distL="0" distR="0" wp14:anchorId="04E9EABD" wp14:editId="16578A61">
@@ -3603,14 +3666,20 @@
           <w:numId w:val="9"/>
         </w:numPr>
         <w:rPr>
-          <w:rFonts w:ascii="微软雅黑" w:eastAsia="微软雅黑" w:hAnsi="微软雅黑"/>
-        </w:rPr>
-      </w:pPr>
-      <w:r>
-        <w:rPr>
-          <w:rFonts w:ascii="微软雅黑" w:eastAsia="微软雅黑" w:hAnsi="微软雅黑" w:hint="eastAsia"/>
-        </w:rPr>
-        <w:t>守卫也会受到场景元素影响；</w:t>
+          <w:rFonts w:ascii="微软雅黑" w:eastAsia="微软雅黑" w:hAnsi="微软雅黑" w:hint="eastAsia"/>
+        </w:rPr>
+      </w:pPr>
+      <w:r>
+        <w:rPr>
+          <w:rFonts w:ascii="微软雅黑" w:eastAsia="微软雅黑" w:hAnsi="微软雅黑" w:hint="eastAsia"/>
+        </w:rPr>
+        <w:t>怪物</w:t>
+      </w:r>
+      <w:r>
+        <w:rPr>
+          <w:rFonts w:ascii="微软雅黑" w:eastAsia="微软雅黑" w:hAnsi="微软雅黑" w:hint="eastAsia"/>
+        </w:rPr>
+        <w:t>也会受到场景元素影响；</w:t>
       </w:r>
     </w:p>
     <w:p>
@@ -3621,7 +3690,7 @@
           <w:numId w:val="9"/>
         </w:numPr>
         <w:rPr>
-          <w:rFonts w:ascii="微软雅黑" w:eastAsia="微软雅黑" w:hAnsi="微软雅黑"/>
+          <w:rFonts w:ascii="微软雅黑" w:eastAsia="微软雅黑" w:hAnsi="微软雅黑" w:hint="eastAsia"/>
         </w:rPr>
       </w:pPr>
       <w:r>
@@ -3634,7 +3703,7 @@
     <w:p>
       <w:pPr>
         <w:rPr>
-          <w:rFonts w:ascii="微软雅黑" w:eastAsia="微软雅黑" w:hAnsi="微软雅黑"/>
+          <w:rFonts w:ascii="微软雅黑" w:eastAsia="微软雅黑" w:hAnsi="微软雅黑" w:hint="eastAsia"/>
           <w:b/>
           <w:bCs/>
         </w:rPr>
@@ -3645,144 +3714,1036 @@
           <w:b/>
           <w:bCs/>
         </w:rPr>
-        <w:t>普通怪</w:t>
-      </w:r>
-      <w:r>
-        <w:rPr>
-          <w:rFonts w:ascii="微软雅黑" w:eastAsia="微软雅黑" w:hAnsi="微软雅黑" w:hint="eastAsia"/>
+        <w:t>普通怪数据（第一场景，后续场景强度提升15-20%左右）</w:t>
+      </w:r>
+    </w:p>
+    <w:p>
+      <w:pPr>
+        <w:rPr>
+          <w:rFonts w:ascii="微软雅黑" w:eastAsia="微软雅黑" w:hAnsi="微软雅黑" w:hint="eastAsia"/>
+        </w:rPr>
+      </w:pPr>
+      <w:r>
+        <w:rPr>
+          <w:rFonts w:ascii="微软雅黑" w:eastAsia="微软雅黑" w:hAnsi="微软雅黑" w:hint="eastAsia"/>
+        </w:rPr>
+        <w:t>攻击力：</w:t>
+      </w:r>
+      <w:r>
+        <w:rPr>
+          <w:rFonts w:ascii="微软雅黑" w:eastAsia="微软雅黑" w:hAnsi="微软雅黑" w:hint="eastAsia"/>
+        </w:rPr>
+        <w:t>70</w:t>
+      </w:r>
+      <w:r>
+        <w:rPr>
+          <w:rFonts w:ascii="微软雅黑" w:eastAsia="微软雅黑" w:hAnsi="微软雅黑" w:hint="eastAsia"/>
+        </w:rPr>
+        <w:t>；生命值：</w:t>
+      </w:r>
+      <w:r>
+        <w:rPr>
+          <w:rFonts w:ascii="微软雅黑" w:eastAsia="微软雅黑" w:hAnsi="微软雅黑" w:hint="eastAsia"/>
+        </w:rPr>
+        <w:t>800</w:t>
+      </w:r>
+      <w:r>
+        <w:rPr>
+          <w:rFonts w:ascii="微软雅黑" w:eastAsia="微软雅黑" w:hAnsi="微软雅黑" w:hint="eastAsia"/>
+        </w:rPr>
+        <w:t>；移速：</w:t>
+      </w:r>
+      <w:r>
+        <w:rPr>
+          <w:rFonts w:ascii="微软雅黑" w:eastAsia="微软雅黑" w:hAnsi="微软雅黑" w:hint="eastAsia"/>
+        </w:rPr>
+        <w:t>3</w:t>
+      </w:r>
+      <w:r>
+        <w:rPr>
+          <w:rFonts w:ascii="微软雅黑" w:eastAsia="微软雅黑" w:hAnsi="微软雅黑" w:hint="eastAsia"/>
+        </w:rPr>
+        <w:t>00；攻速：</w:t>
+      </w:r>
+      <w:r>
+        <w:rPr>
+          <w:rFonts w:ascii="微软雅黑" w:eastAsia="微软雅黑" w:hAnsi="微软雅黑" w:hint="eastAsia"/>
+        </w:rPr>
+        <w:t>1</w:t>
+      </w:r>
+      <w:r>
+        <w:rPr>
+          <w:rFonts w:ascii="微软雅黑" w:eastAsia="微软雅黑" w:hAnsi="微软雅黑" w:hint="eastAsia"/>
+        </w:rPr>
+        <w:t>s；</w:t>
+      </w:r>
+    </w:p>
+    <w:p>
+      <w:pPr>
+        <w:rPr>
+          <w:rFonts w:ascii="微软雅黑" w:eastAsia="微软雅黑" w:hAnsi="微软雅黑" w:hint="eastAsia"/>
+        </w:rPr>
+      </w:pPr>
+      <w:r>
+        <w:rPr>
+          <w:rFonts w:ascii="微软雅黑" w:eastAsia="微软雅黑" w:hAnsi="微软雅黑" w:hint="eastAsia"/>
+        </w:rPr>
+        <w:t>具体数值见配置表</w:t>
+      </w:r>
+      <w:r>
+        <w:rPr>
+          <w:rFonts w:ascii="微软雅黑" w:eastAsia="微软雅黑" w:hAnsi="微软雅黑" w:hint="eastAsia"/>
+        </w:rPr>
+        <w:t>以及</w:t>
+      </w:r>
+      <w:r>
+        <w:rPr>
+          <w:rFonts w:ascii="微软雅黑" w:eastAsia="微软雅黑" w:hAnsi="微软雅黑" w:hint="eastAsia"/>
+        </w:rPr>
+        <w:t>后续调整；</w:t>
+      </w:r>
+    </w:p>
+    <w:p>
+      <w:pPr>
+        <w:rPr>
+          <w:rFonts w:ascii="微软雅黑" w:eastAsia="微软雅黑" w:hAnsi="微软雅黑" w:hint="eastAsia"/>
+        </w:rPr>
+      </w:pPr>
+    </w:p>
+    <w:p>
+      <w:pPr>
+        <w:pStyle w:val="2"/>
+        <w:spacing w:line="360" w:lineRule="auto"/>
+        <w:rPr>
+          <w:rFonts w:ascii="微软雅黑" w:eastAsia="微软雅黑" w:hAnsi="微软雅黑"/>
+          <w:color w:val="auto"/>
+        </w:rPr>
+      </w:pPr>
+      <w:r>
+        <w:rPr>
+          <w:rFonts w:ascii="微软雅黑" w:eastAsia="微软雅黑" w:hAnsi="微软雅黑" w:hint="eastAsia"/>
+          <w:color w:val="auto"/>
+        </w:rPr>
+        <w:lastRenderedPageBreak/>
+        <w:t>2.4放置物及引导源</w:t>
+      </w:r>
+      <w:r>
+        <w:rPr>
+          <w:rFonts w:ascii="微软雅黑" w:eastAsia="微软雅黑" w:hAnsi="微软雅黑" w:hint="eastAsia"/>
+          <w:color w:val="auto"/>
+        </w:rPr>
+        <w:t>机制与逻辑</w:t>
+      </w:r>
+    </w:p>
+    <w:p>
+      <w:pPr>
+        <w:pStyle w:val="2"/>
+        <w:rPr>
+          <w:rFonts w:ascii="微软雅黑" w:eastAsia="微软雅黑" w:hAnsi="微软雅黑" w:hint="eastAsia"/>
+          <w:color w:val="auto"/>
+          <w:sz w:val="32"/>
+          <w:szCs w:val="32"/>
+        </w:rPr>
+      </w:pPr>
+      <w:r>
+        <w:rPr>
+          <w:rFonts w:ascii="微软雅黑" w:eastAsia="微软雅黑" w:hAnsi="微软雅黑" w:hint="eastAsia"/>
+          <w:color w:val="auto"/>
+          <w:sz w:val="32"/>
+          <w:szCs w:val="32"/>
+        </w:rPr>
+        <w:t>2.</w:t>
+      </w:r>
+      <w:r>
+        <w:rPr>
+          <w:rFonts w:ascii="微软雅黑" w:eastAsia="微软雅黑" w:hAnsi="微软雅黑" w:hint="eastAsia"/>
+          <w:color w:val="auto"/>
+          <w:sz w:val="32"/>
+          <w:szCs w:val="32"/>
+        </w:rPr>
+        <w:t>4</w:t>
+      </w:r>
+      <w:r>
+        <w:rPr>
+          <w:rFonts w:ascii="微软雅黑" w:eastAsia="微软雅黑" w:hAnsi="微软雅黑" w:hint="eastAsia"/>
+          <w:color w:val="auto"/>
+          <w:sz w:val="32"/>
+          <w:szCs w:val="32"/>
+        </w:rPr>
+        <w:t>.</w:t>
+      </w:r>
+      <w:r>
+        <w:rPr>
+          <w:rFonts w:ascii="微软雅黑" w:eastAsia="微软雅黑" w:hAnsi="微软雅黑" w:hint="eastAsia"/>
+          <w:color w:val="auto"/>
+          <w:sz w:val="32"/>
+          <w:szCs w:val="32"/>
+        </w:rPr>
+        <w:t>1放置物</w:t>
+      </w:r>
+    </w:p>
+    <w:p>
+      <w:pPr>
+        <w:rPr>
+          <w:rFonts w:ascii="微软雅黑" w:eastAsia="微软雅黑" w:hAnsi="微软雅黑"/>
+        </w:rPr>
+      </w:pPr>
+      <w:r>
+        <w:rPr>
+          <w:rFonts w:ascii="微软雅黑" w:eastAsia="微软雅黑" w:hAnsi="微软雅黑"/>
+        </w:rPr>
+        <w:drawing>
+          <wp:inline distT="0" distB="0" distL="0" distR="0" wp14:anchorId="578C9B43" wp14:editId="7A598218">
+            <wp:extent cx="5274310" cy="2619375"/>
+            <wp:effectExtent l="19050" t="19050" r="21590" b="28575"/>
+            <wp:docPr id="1462315129" name="图片 1"/>
+            <wp:cNvGraphicFramePr>
+              <a:graphicFrameLocks xmlns:a="http://schemas.openxmlformats.org/drawingml/2006/main" noChangeAspect="1"/>
+            </wp:cNvGraphicFramePr>
+            <a:graphic xmlns:a="http://schemas.openxmlformats.org/drawingml/2006/main">
+              <a:graphicData uri="http://schemas.openxmlformats.org/drawingml/2006/picture">
+                <pic:pic xmlns:pic="http://schemas.openxmlformats.org/drawingml/2006/picture">
+                  <pic:nvPicPr>
+                    <pic:cNvPr id="1462315129" name=""/>
+                    <pic:cNvPicPr/>
+                  </pic:nvPicPr>
+                  <pic:blipFill>
+                    <a:blip r:embed="rId15"/>
+                    <a:stretch>
+                      <a:fillRect/>
+                    </a:stretch>
+                  </pic:blipFill>
+                  <pic:spPr>
+                    <a:xfrm>
+                      <a:off x="0" y="0"/>
+                      <a:ext cx="5274310" cy="2619375"/>
+                    </a:xfrm>
+                    <a:prstGeom prst="rect">
+                      <a:avLst/>
+                    </a:prstGeom>
+                    <a:ln>
+                      <a:solidFill>
+                        <a:schemeClr val="tx1"/>
+                      </a:solidFill>
+                    </a:ln>
+                  </pic:spPr>
+                </pic:pic>
+              </a:graphicData>
+            </a:graphic>
+          </wp:inline>
+        </w:drawing>
+      </w:r>
+    </w:p>
+    <w:p>
+      <w:pPr>
+        <w:pStyle w:val="a3"/>
+        <w:numPr>
+          <w:ilvl w:val="0"/>
+          <w:numId w:val="9"/>
+        </w:numPr>
+        <w:rPr>
+          <w:rFonts w:ascii="微软雅黑" w:eastAsia="微软雅黑" w:hAnsi="微软雅黑"/>
+        </w:rPr>
+      </w:pPr>
+      <w:r>
+        <w:rPr>
+          <w:rFonts w:ascii="微软雅黑" w:eastAsia="微软雅黑" w:hAnsi="微软雅黑" w:hint="eastAsia"/>
+        </w:rPr>
+        <w:t>目前是第一周目的放置物，后续可能会有添加新的放置物</w:t>
+      </w:r>
+      <w:r>
+        <w:rPr>
+          <w:rFonts w:ascii="微软雅黑" w:eastAsia="微软雅黑" w:hAnsi="微软雅黑" w:hint="eastAsia"/>
+        </w:rPr>
+        <w:t>；</w:t>
+      </w:r>
+    </w:p>
+    <w:p>
+      <w:pPr>
+        <w:pStyle w:val="a3"/>
+        <w:numPr>
+          <w:ilvl w:val="0"/>
+          <w:numId w:val="9"/>
+        </w:numPr>
+        <w:rPr>
+          <w:rFonts w:ascii="微软雅黑" w:eastAsia="微软雅黑" w:hAnsi="微软雅黑"/>
+        </w:rPr>
+      </w:pPr>
+      <w:r>
+        <w:rPr>
+          <w:rFonts w:ascii="微软雅黑" w:eastAsia="微软雅黑" w:hAnsi="微软雅黑" w:hint="eastAsia"/>
+        </w:rPr>
+        <w:t>身体接触熔炉核心区的史莱姆，即可触发“炙热”的获得；</w:t>
+      </w:r>
+    </w:p>
+    <w:p>
+      <w:pPr>
+        <w:pStyle w:val="a3"/>
+        <w:numPr>
+          <w:ilvl w:val="0"/>
+          <w:numId w:val="9"/>
+        </w:numPr>
+        <w:rPr>
+          <w:rFonts w:ascii="微软雅黑" w:eastAsia="微软雅黑" w:hAnsi="微软雅黑"/>
+        </w:rPr>
+      </w:pPr>
+      <w:r>
+        <w:rPr>
+          <w:rFonts w:ascii="微软雅黑" w:eastAsia="微软雅黑" w:hAnsi="微软雅黑" w:hint="eastAsia"/>
+        </w:rPr>
+        <w:t>障碍数量：一周目：8个；二周目：5个；三周目：3个；</w:t>
+      </w:r>
+    </w:p>
+    <w:p>
+      <w:pPr>
+        <w:pStyle w:val="a3"/>
+        <w:numPr>
+          <w:ilvl w:val="0"/>
+          <w:numId w:val="9"/>
+        </w:numPr>
+        <w:rPr>
+          <w:rFonts w:ascii="微软雅黑" w:eastAsia="微软雅黑" w:hAnsi="微软雅黑"/>
+        </w:rPr>
+      </w:pPr>
+      <w:r>
+        <w:rPr>
+          <w:rFonts w:ascii="微软雅黑" w:eastAsia="微软雅黑" w:hAnsi="微软雅黑" w:hint="eastAsia"/>
+        </w:rPr>
+        <w:t>障碍不止可以阻挡史莱姆，也可以挡住魔物和守卫；</w:t>
+      </w:r>
+    </w:p>
+    <w:p>
+      <w:pPr>
+        <w:pStyle w:val="a3"/>
+        <w:numPr>
+          <w:ilvl w:val="0"/>
+          <w:numId w:val="9"/>
+        </w:numPr>
+        <w:rPr>
+          <w:rFonts w:ascii="微软雅黑" w:eastAsia="微软雅黑" w:hAnsi="微软雅黑"/>
+        </w:rPr>
+      </w:pPr>
+      <w:r>
+        <w:rPr>
+          <w:rFonts w:ascii="微软雅黑" w:eastAsia="微软雅黑" w:hAnsi="微软雅黑" w:hint="eastAsia"/>
+        </w:rPr>
+        <w:t>食物/道具吸引范围：</w:t>
+      </w:r>
+      <w:r>
+        <w:rPr>
+          <w:rFonts w:ascii="微软雅黑" w:eastAsia="微软雅黑" w:hAnsi="微软雅黑" w:hint="eastAsia"/>
+        </w:rPr>
+        <w:t>半径300px(暂定，后续</w:t>
+      </w:r>
+      <w:proofErr w:type="gramStart"/>
+      <w:r>
+        <w:rPr>
+          <w:rFonts w:ascii="微软雅黑" w:eastAsia="微软雅黑" w:hAnsi="微软雅黑" w:hint="eastAsia"/>
+        </w:rPr>
+        <w:t>调整)</w:t>
+      </w:r>
+      <w:proofErr w:type="gramEnd"/>
+      <w:r>
+        <w:rPr>
+          <w:rFonts w:ascii="微软雅黑" w:eastAsia="微软雅黑" w:hAnsi="微软雅黑" w:hint="eastAsia"/>
+        </w:rPr>
+        <w:t>；</w:t>
+      </w:r>
+    </w:p>
+    <w:p>
+      <w:pPr>
+        <w:pStyle w:val="a3"/>
+        <w:numPr>
+          <w:ilvl w:val="0"/>
+          <w:numId w:val="9"/>
+        </w:numPr>
+        <w:rPr>
+          <w:rFonts w:ascii="微软雅黑" w:eastAsia="微软雅黑" w:hAnsi="微软雅黑" w:hint="eastAsia"/>
+        </w:rPr>
+      </w:pPr>
+      <w:r>
+        <w:rPr>
+          <w:rFonts w:ascii="微软雅黑" w:eastAsia="微软雅黑" w:hAnsi="微软雅黑" w:hint="eastAsia"/>
+        </w:rPr>
+        <w:t>熔炉/温暖地区</w:t>
+      </w:r>
+      <w:r>
+        <w:rPr>
+          <w:rFonts w:ascii="微软雅黑" w:eastAsia="微软雅黑" w:hAnsi="微软雅黑" w:hint="eastAsia"/>
+        </w:rPr>
+        <w:t>吸引范围</w:t>
+      </w:r>
+      <w:r>
+        <w:rPr>
+          <w:rFonts w:ascii="微软雅黑" w:eastAsia="微软雅黑" w:hAnsi="微软雅黑" w:hint="eastAsia"/>
+        </w:rPr>
+        <w:t>：半径</w:t>
+      </w:r>
+      <w:r>
+        <w:rPr>
+          <w:rFonts w:ascii="微软雅黑" w:eastAsia="微软雅黑" w:hAnsi="微软雅黑" w:hint="eastAsia"/>
+        </w:rPr>
+        <w:t>500</w:t>
+      </w:r>
+      <w:r>
+        <w:rPr>
+          <w:rFonts w:ascii="微软雅黑" w:eastAsia="微软雅黑" w:hAnsi="微软雅黑" w:hint="eastAsia"/>
+        </w:rPr>
+        <w:t>px(暂定，后续</w:t>
+      </w:r>
+      <w:proofErr w:type="gramStart"/>
+      <w:r>
+        <w:rPr>
+          <w:rFonts w:ascii="微软雅黑" w:eastAsia="微软雅黑" w:hAnsi="微软雅黑" w:hint="eastAsia"/>
+        </w:rPr>
+        <w:t>调整)</w:t>
+      </w:r>
+      <w:proofErr w:type="gramEnd"/>
+      <w:r>
+        <w:rPr>
+          <w:rFonts w:ascii="微软雅黑" w:eastAsia="微软雅黑" w:hAnsi="微软雅黑" w:hint="eastAsia"/>
+        </w:rPr>
+        <w:t>；</w:t>
+      </w:r>
+    </w:p>
+    <w:p>
+      <w:pPr>
+        <w:pStyle w:val="2"/>
+        <w:rPr>
+          <w:rFonts w:ascii="微软雅黑" w:eastAsia="微软雅黑" w:hAnsi="微软雅黑"/>
+          <w:color w:val="auto"/>
+          <w:sz w:val="32"/>
+          <w:szCs w:val="32"/>
+        </w:rPr>
+      </w:pPr>
+      <w:r>
+        <w:rPr>
+          <w:rFonts w:ascii="微软雅黑" w:eastAsia="微软雅黑" w:hAnsi="微软雅黑" w:hint="eastAsia"/>
+          <w:color w:val="auto"/>
+          <w:sz w:val="32"/>
+          <w:szCs w:val="32"/>
+        </w:rPr>
+        <w:t>2.</w:t>
+      </w:r>
+      <w:r>
+        <w:rPr>
+          <w:rFonts w:ascii="微软雅黑" w:eastAsia="微软雅黑" w:hAnsi="微软雅黑" w:hint="eastAsia"/>
+          <w:color w:val="auto"/>
+          <w:sz w:val="32"/>
+          <w:szCs w:val="32"/>
+        </w:rPr>
+        <w:t>4</w:t>
+      </w:r>
+      <w:r>
+        <w:rPr>
+          <w:rFonts w:ascii="微软雅黑" w:eastAsia="微软雅黑" w:hAnsi="微软雅黑" w:hint="eastAsia"/>
+          <w:color w:val="auto"/>
+          <w:sz w:val="32"/>
+          <w:szCs w:val="32"/>
+        </w:rPr>
+        <w:t>.</w:t>
+      </w:r>
+      <w:r>
+        <w:rPr>
+          <w:rFonts w:ascii="微软雅黑" w:eastAsia="微软雅黑" w:hAnsi="微软雅黑" w:hint="eastAsia"/>
+          <w:color w:val="auto"/>
+          <w:sz w:val="32"/>
+          <w:szCs w:val="32"/>
+        </w:rPr>
+        <w:t>2引导源</w:t>
+      </w:r>
+    </w:p>
+    <w:p>
+      <w:pPr>
+        <w:rPr>
+          <w:rFonts w:ascii="微软雅黑" w:eastAsia="微软雅黑" w:hAnsi="微软雅黑" w:hint="eastAsia"/>
+        </w:rPr>
+      </w:pPr>
+      <w:r>
+        <w:rPr>
+          <w:rFonts w:ascii="微软雅黑" w:eastAsia="微软雅黑" w:hAnsi="微软雅黑" w:hint="eastAsia"/>
+        </w:rPr>
+        <w:t>指场景中会吸引史莱姆的元素</w:t>
+      </w:r>
+      <w:r>
+        <w:rPr>
+          <w:rFonts w:ascii="微软雅黑" w:eastAsia="微软雅黑" w:hAnsi="微软雅黑" w:hint="eastAsia"/>
+        </w:rPr>
+        <w:t>和放置物；</w:t>
+      </w:r>
+    </w:p>
+    <w:p>
+      <w:pPr>
+        <w:rPr>
+          <w:rFonts w:ascii="微软雅黑" w:eastAsia="微软雅黑" w:hAnsi="微软雅黑" w:hint="eastAsia"/>
+        </w:rPr>
+      </w:pPr>
+      <w:r>
+        <w:rPr>
+          <w:rFonts w:ascii="微软雅黑" w:eastAsia="微软雅黑" w:hAnsi="微软雅黑"/>
+        </w:rPr>
+        <w:lastRenderedPageBreak/>
+        <w:drawing>
+          <wp:inline distT="0" distB="0" distL="0" distR="0" wp14:anchorId="7CE2CF6E" wp14:editId="4FAF107F">
+            <wp:extent cx="5274310" cy="3754755"/>
+            <wp:effectExtent l="19050" t="19050" r="21590" b="17145"/>
+            <wp:docPr id="897128309" name="图片 1"/>
+            <wp:cNvGraphicFramePr>
+              <a:graphicFrameLocks xmlns:a="http://schemas.openxmlformats.org/drawingml/2006/main" noChangeAspect="1"/>
+            </wp:cNvGraphicFramePr>
+            <a:graphic xmlns:a="http://schemas.openxmlformats.org/drawingml/2006/main">
+              <a:graphicData uri="http://schemas.openxmlformats.org/drawingml/2006/picture">
+                <pic:pic xmlns:pic="http://schemas.openxmlformats.org/drawingml/2006/picture">
+                  <pic:nvPicPr>
+                    <pic:cNvPr id="897128309" name=""/>
+                    <pic:cNvPicPr/>
+                  </pic:nvPicPr>
+                  <pic:blipFill>
+                    <a:blip r:embed="rId16"/>
+                    <a:stretch>
+                      <a:fillRect/>
+                    </a:stretch>
+                  </pic:blipFill>
+                  <pic:spPr>
+                    <a:xfrm>
+                      <a:off x="0" y="0"/>
+                      <a:ext cx="5274310" cy="3754755"/>
+                    </a:xfrm>
+                    <a:prstGeom prst="rect">
+                      <a:avLst/>
+                    </a:prstGeom>
+                    <a:ln>
+                      <a:solidFill>
+                        <a:schemeClr val="tx1"/>
+                      </a:solidFill>
+                    </a:ln>
+                  </pic:spPr>
+                </pic:pic>
+              </a:graphicData>
+            </a:graphic>
+          </wp:inline>
+        </w:drawing>
+      </w:r>
+    </w:p>
+    <w:p>
+      <w:pPr>
+        <w:pStyle w:val="a3"/>
+        <w:numPr>
+          <w:ilvl w:val="0"/>
+          <w:numId w:val="9"/>
+        </w:numPr>
+        <w:rPr>
+          <w:rFonts w:ascii="微软雅黑" w:eastAsia="微软雅黑" w:hAnsi="微软雅黑"/>
+        </w:rPr>
+      </w:pPr>
+      <w:r>
+        <w:rPr>
+          <w:rFonts w:ascii="微软雅黑" w:eastAsia="微软雅黑" w:hAnsi="微软雅黑" w:hint="eastAsia"/>
+        </w:rPr>
+        <w:t>史莱姆在范围内有多个引导源则随机选择一个，但若有与之状态对应的引导源，则优先前往对应引导源；</w:t>
+      </w:r>
+    </w:p>
+    <w:p>
+      <w:pPr>
+        <w:pStyle w:val="a3"/>
+        <w:numPr>
+          <w:ilvl w:val="0"/>
+          <w:numId w:val="9"/>
+        </w:numPr>
+        <w:rPr>
+          <w:rFonts w:ascii="微软雅黑" w:eastAsia="微软雅黑" w:hAnsi="微软雅黑"/>
+        </w:rPr>
+      </w:pPr>
+      <w:r>
+        <w:rPr>
+          <w:rFonts w:ascii="微软雅黑" w:eastAsia="微软雅黑" w:hAnsi="微软雅黑" w:hint="eastAsia"/>
+        </w:rPr>
+        <w:t>战斗也属于引导源，若史莱姆存在“暴躁”状态，则会优先选择进入战斗状态；</w:t>
+      </w:r>
+    </w:p>
+    <w:p>
+      <w:pPr>
+        <w:pStyle w:val="a3"/>
+        <w:numPr>
+          <w:ilvl w:val="0"/>
+          <w:numId w:val="9"/>
+        </w:numPr>
+        <w:rPr>
+          <w:rFonts w:ascii="微软雅黑" w:eastAsia="微软雅黑" w:hAnsi="微软雅黑"/>
+        </w:rPr>
+      </w:pPr>
+      <w:r>
+        <w:rPr>
+          <w:rFonts w:ascii="微软雅黑" w:eastAsia="微软雅黑" w:hAnsi="微软雅黑" w:hint="eastAsia"/>
+        </w:rPr>
+        <w:t>若有多个状态和对应引导源，则还是随机选择；</w:t>
+      </w:r>
+    </w:p>
+    <w:p>
+      <w:pPr>
+        <w:pStyle w:val="2"/>
+        <w:spacing w:line="360" w:lineRule="auto"/>
+        <w:rPr>
+          <w:rFonts w:ascii="微软雅黑" w:eastAsia="微软雅黑" w:hAnsi="微软雅黑"/>
+          <w:color w:val="auto"/>
+        </w:rPr>
+      </w:pPr>
+      <w:r>
+        <w:rPr>
+          <w:rFonts w:ascii="微软雅黑" w:eastAsia="微软雅黑" w:hAnsi="微软雅黑" w:hint="eastAsia"/>
+          <w:color w:val="auto"/>
+        </w:rPr>
+        <w:t>2.</w:t>
+      </w:r>
+      <w:r>
+        <w:rPr>
+          <w:rFonts w:ascii="微软雅黑" w:eastAsia="微软雅黑" w:hAnsi="微软雅黑" w:hint="eastAsia"/>
+          <w:color w:val="auto"/>
+        </w:rPr>
+        <w:t>5关卡流程与场景元素</w:t>
+      </w:r>
+    </w:p>
+    <w:p>
+      <w:pPr>
+        <w:pStyle w:val="2"/>
+        <w:rPr>
+          <w:rFonts w:ascii="微软雅黑" w:eastAsia="微软雅黑" w:hAnsi="微软雅黑"/>
+          <w:color w:val="auto"/>
+          <w:sz w:val="32"/>
+          <w:szCs w:val="32"/>
+        </w:rPr>
+      </w:pPr>
+      <w:r>
+        <w:rPr>
+          <w:rFonts w:ascii="微软雅黑" w:eastAsia="微软雅黑" w:hAnsi="微软雅黑" w:hint="eastAsia"/>
+          <w:color w:val="auto"/>
+          <w:sz w:val="32"/>
+          <w:szCs w:val="32"/>
+        </w:rPr>
+        <w:t>2.</w:t>
+      </w:r>
+      <w:r>
+        <w:rPr>
+          <w:rFonts w:ascii="微软雅黑" w:eastAsia="微软雅黑" w:hAnsi="微软雅黑" w:hint="eastAsia"/>
+          <w:color w:val="auto"/>
+          <w:sz w:val="32"/>
+          <w:szCs w:val="32"/>
+        </w:rPr>
+        <w:t>5.1关卡流程</w:t>
+      </w:r>
+    </w:p>
+    <w:p>
+      <w:pPr>
+        <w:rPr>
+          <w:rFonts w:ascii="微软雅黑" w:eastAsia="微软雅黑" w:hAnsi="微软雅黑"/>
+        </w:rPr>
+      </w:pPr>
+      <w:r>
+        <w:rPr>
+          <w:rFonts w:ascii="微软雅黑" w:eastAsia="微软雅黑" w:hAnsi="微软雅黑"/>
+        </w:rPr>
+        <w:drawing>
+          <wp:inline distT="0" distB="0" distL="0" distR="0" wp14:anchorId="303A1CC2" wp14:editId="03A7F059">
+            <wp:extent cx="5274310" cy="1830705"/>
+            <wp:effectExtent l="19050" t="19050" r="21590" b="17145"/>
+            <wp:docPr id="1310502013" name="图片 1"/>
+            <wp:cNvGraphicFramePr>
+              <a:graphicFrameLocks xmlns:a="http://schemas.openxmlformats.org/drawingml/2006/main" noChangeAspect="1"/>
+            </wp:cNvGraphicFramePr>
+            <a:graphic xmlns:a="http://schemas.openxmlformats.org/drawingml/2006/main">
+              <a:graphicData uri="http://schemas.openxmlformats.org/drawingml/2006/picture">
+                <pic:pic xmlns:pic="http://schemas.openxmlformats.org/drawingml/2006/picture">
+                  <pic:nvPicPr>
+                    <pic:cNvPr id="1310502013" name=""/>
+                    <pic:cNvPicPr/>
+                  </pic:nvPicPr>
+                  <pic:blipFill>
+                    <a:blip r:embed="rId17"/>
+                    <a:stretch>
+                      <a:fillRect/>
+                    </a:stretch>
+                  </pic:blipFill>
+                  <pic:spPr>
+                    <a:xfrm>
+                      <a:off x="0" y="0"/>
+                      <a:ext cx="5274310" cy="1830705"/>
+                    </a:xfrm>
+                    <a:prstGeom prst="rect">
+                      <a:avLst/>
+                    </a:prstGeom>
+                    <a:ln>
+                      <a:solidFill>
+                        <a:schemeClr val="tx1"/>
+                      </a:solidFill>
+                    </a:ln>
+                  </pic:spPr>
+                </pic:pic>
+              </a:graphicData>
+            </a:graphic>
+          </wp:inline>
+        </w:drawing>
+      </w:r>
+    </w:p>
+    <w:p>
+      <w:pPr>
+        <w:pStyle w:val="2"/>
+        <w:rPr>
+          <w:rFonts w:ascii="微软雅黑" w:eastAsia="微软雅黑" w:hAnsi="微软雅黑" w:hint="eastAsia"/>
+          <w:color w:val="auto"/>
+          <w:sz w:val="32"/>
+          <w:szCs w:val="32"/>
+        </w:rPr>
+      </w:pPr>
+      <w:r>
+        <w:rPr>
+          <w:rFonts w:ascii="微软雅黑" w:eastAsia="微软雅黑" w:hAnsi="微软雅黑" w:hint="eastAsia"/>
+          <w:color w:val="auto"/>
+          <w:sz w:val="32"/>
+          <w:szCs w:val="32"/>
+        </w:rPr>
+        <w:lastRenderedPageBreak/>
+        <w:t>2.</w:t>
+      </w:r>
+      <w:r>
+        <w:rPr>
+          <w:rFonts w:ascii="微软雅黑" w:eastAsia="微软雅黑" w:hAnsi="微软雅黑" w:hint="eastAsia"/>
+          <w:color w:val="auto"/>
+          <w:sz w:val="32"/>
+          <w:szCs w:val="32"/>
+        </w:rPr>
+        <w:t>5.</w:t>
+      </w:r>
+      <w:r>
+        <w:rPr>
+          <w:rFonts w:ascii="微软雅黑" w:eastAsia="微软雅黑" w:hAnsi="微软雅黑" w:hint="eastAsia"/>
+          <w:color w:val="auto"/>
+          <w:sz w:val="32"/>
+          <w:szCs w:val="32"/>
+        </w:rPr>
+        <w:t>2场景元素</w:t>
+      </w:r>
+      <w:r>
+        <w:rPr>
+          <w:rFonts w:ascii="微软雅黑" w:eastAsia="微软雅黑" w:hAnsi="微软雅黑" w:hint="eastAsia"/>
+          <w:color w:val="auto"/>
+          <w:sz w:val="32"/>
+          <w:szCs w:val="32"/>
+        </w:rPr>
+        <w:t>/关卡元素</w:t>
+      </w:r>
+    </w:p>
+    <w:p>
+      <w:pPr>
+        <w:rPr>
+          <w:rFonts w:ascii="微软雅黑" w:eastAsia="微软雅黑" w:hAnsi="微软雅黑"/>
+        </w:rPr>
+      </w:pPr>
+      <w:r>
+        <w:rPr>
+          <w:rFonts w:ascii="微软雅黑" w:eastAsia="微软雅黑" w:hAnsi="微软雅黑"/>
+        </w:rPr>
+        <w:drawing>
+          <wp:inline distT="0" distB="0" distL="0" distR="0" wp14:anchorId="03A1613A" wp14:editId="4DA77A93">
+            <wp:extent cx="5274310" cy="3422650"/>
+            <wp:effectExtent l="19050" t="19050" r="21590" b="25400"/>
+            <wp:docPr id="841308714" name="图片 1"/>
+            <wp:cNvGraphicFramePr>
+              <a:graphicFrameLocks xmlns:a="http://schemas.openxmlformats.org/drawingml/2006/main" noChangeAspect="1"/>
+            </wp:cNvGraphicFramePr>
+            <a:graphic xmlns:a="http://schemas.openxmlformats.org/drawingml/2006/main">
+              <a:graphicData uri="http://schemas.openxmlformats.org/drawingml/2006/picture">
+                <pic:pic xmlns:pic="http://schemas.openxmlformats.org/drawingml/2006/picture">
+                  <pic:nvPicPr>
+                    <pic:cNvPr id="841308714" name=""/>
+                    <pic:cNvPicPr/>
+                  </pic:nvPicPr>
+                  <pic:blipFill>
+                    <a:blip r:embed="rId18"/>
+                    <a:stretch>
+                      <a:fillRect/>
+                    </a:stretch>
+                  </pic:blipFill>
+                  <pic:spPr>
+                    <a:xfrm>
+                      <a:off x="0" y="0"/>
+                      <a:ext cx="5274310" cy="3422650"/>
+                    </a:xfrm>
+                    <a:prstGeom prst="rect">
+                      <a:avLst/>
+                    </a:prstGeom>
+                    <a:ln>
+                      <a:solidFill>
+                        <a:schemeClr val="tx1"/>
+                      </a:solidFill>
+                    </a:ln>
+                  </pic:spPr>
+                </pic:pic>
+              </a:graphicData>
+            </a:graphic>
+          </wp:inline>
+        </w:drawing>
+      </w:r>
+    </w:p>
+    <w:p>
+      <w:pPr>
+        <w:pStyle w:val="a3"/>
+        <w:numPr>
+          <w:ilvl w:val="0"/>
+          <w:numId w:val="9"/>
+        </w:numPr>
+        <w:rPr>
+          <w:rFonts w:ascii="微软雅黑" w:eastAsia="微软雅黑" w:hAnsi="微软雅黑"/>
+        </w:rPr>
+      </w:pPr>
+      <w:r>
+        <w:rPr>
+          <w:rFonts w:ascii="微软雅黑" w:eastAsia="微软雅黑" w:hAnsi="微软雅黑" w:hint="eastAsia"/>
+        </w:rPr>
+        <w:t>在游戏场景和关卡设计中包含图中元素，关卡设计可以此基础上发挥或扩展；</w:t>
+      </w:r>
+    </w:p>
+    <w:p>
+      <w:pPr>
+        <w:pStyle w:val="a3"/>
+        <w:numPr>
+          <w:ilvl w:val="0"/>
+          <w:numId w:val="9"/>
+        </w:numPr>
+        <w:rPr>
+          <w:rFonts w:ascii="微软雅黑" w:eastAsia="微软雅黑" w:hAnsi="微软雅黑"/>
+        </w:rPr>
+      </w:pPr>
+      <w:r>
+        <w:rPr>
+          <w:rFonts w:ascii="微软雅黑" w:eastAsia="微软雅黑" w:hAnsi="微软雅黑"/>
+        </w:rPr>
+        <w:t>随机事件库：（待拟定）；</w:t>
+      </w:r>
+    </w:p>
+    <w:p>
+      <w:pPr>
+        <w:pStyle w:val="a3"/>
+        <w:numPr>
+          <w:ilvl w:val="0"/>
+          <w:numId w:val="9"/>
+        </w:numPr>
+        <w:rPr>
+          <w:rFonts w:ascii="微软雅黑" w:eastAsia="微软雅黑" w:hAnsi="微软雅黑"/>
+        </w:rPr>
+      </w:pPr>
+      <w:r>
+        <w:rPr>
+          <w:rFonts w:ascii="微软雅黑" w:eastAsia="微软雅黑" w:hAnsi="微软雅黑"/>
+        </w:rPr>
+        <w:t>在固定位置刷新的魔物是在一个区域内</w:t>
+      </w:r>
+      <w:r>
+        <w:rPr>
+          <w:rFonts w:ascii="微软雅黑" w:eastAsia="微软雅黑" w:hAnsi="微软雅黑"/>
           <w:b/>
           <w:bCs/>
         </w:rPr>
-        <w:t>数据</w:t>
-      </w:r>
-      <w:r>
-        <w:rPr>
-          <w:rFonts w:ascii="微软雅黑" w:eastAsia="微软雅黑" w:hAnsi="微软雅黑" w:hint="eastAsia"/>
+        <w:t>走动</w:t>
+      </w:r>
+      <w:r>
+        <w:rPr>
+          <w:rFonts w:ascii="微软雅黑" w:eastAsia="微软雅黑" w:hAnsi="微软雅黑"/>
+        </w:rPr>
+        <w:t>，发现目标后就</w:t>
+      </w:r>
+      <w:r>
+        <w:rPr>
+          <w:rFonts w:ascii="微软雅黑" w:eastAsia="微软雅黑" w:hAnsi="微软雅黑"/>
           <w:b/>
           <w:bCs/>
         </w:rPr>
-        <w:t>（第一场景，后续场景强度提升15-20%左右）</w:t>
-      </w:r>
-    </w:p>
-    <w:p>
-      <w:pPr>
-        <w:rPr>
-          <w:rFonts w:ascii="微软雅黑" w:eastAsia="微软雅黑" w:hAnsi="微软雅黑"/>
-        </w:rPr>
-      </w:pPr>
-      <w:r>
-        <w:rPr>
-          <w:rFonts w:ascii="微软雅黑" w:eastAsia="微软雅黑" w:hAnsi="微软雅黑" w:hint="eastAsia"/>
-        </w:rPr>
-        <w:t>攻击力：</w:t>
-      </w:r>
-      <w:r>
-        <w:rPr>
-          <w:rFonts w:ascii="微软雅黑" w:eastAsia="微软雅黑" w:hAnsi="微软雅黑" w:hint="eastAsia"/>
-        </w:rPr>
-        <w:t>70</w:t>
-      </w:r>
-      <w:r>
-        <w:rPr>
-          <w:rFonts w:ascii="微软雅黑" w:eastAsia="微软雅黑" w:hAnsi="微软雅黑" w:hint="eastAsia"/>
-        </w:rPr>
-        <w:t>；生命值：</w:t>
-      </w:r>
-      <w:r>
-        <w:rPr>
-          <w:rFonts w:ascii="微软雅黑" w:eastAsia="微软雅黑" w:hAnsi="微软雅黑" w:hint="eastAsia"/>
-        </w:rPr>
-        <w:t>800</w:t>
-      </w:r>
-      <w:r>
-        <w:rPr>
-          <w:rFonts w:ascii="微软雅黑" w:eastAsia="微软雅黑" w:hAnsi="微软雅黑" w:hint="eastAsia"/>
-        </w:rPr>
-        <w:t>；移速：</w:t>
-      </w:r>
-      <w:r>
-        <w:rPr>
-          <w:rFonts w:ascii="微软雅黑" w:eastAsia="微软雅黑" w:hAnsi="微软雅黑" w:hint="eastAsia"/>
-        </w:rPr>
-        <w:t>3</w:t>
-      </w:r>
-      <w:r>
-        <w:rPr>
-          <w:rFonts w:ascii="微软雅黑" w:eastAsia="微软雅黑" w:hAnsi="微软雅黑" w:hint="eastAsia"/>
-        </w:rPr>
-        <w:t>00；攻速：</w:t>
-      </w:r>
-      <w:r>
-        <w:rPr>
-          <w:rFonts w:ascii="微软雅黑" w:eastAsia="微软雅黑" w:hAnsi="微软雅黑" w:hint="eastAsia"/>
-        </w:rPr>
-        <w:t>1</w:t>
-      </w:r>
-      <w:r>
-        <w:rPr>
-          <w:rFonts w:ascii="微软雅黑" w:eastAsia="微软雅黑" w:hAnsi="微软雅黑" w:hint="eastAsia"/>
-        </w:rPr>
-        <w:t>s；</w:t>
-      </w:r>
-    </w:p>
-    <w:p>
-      <w:pPr>
-        <w:rPr>
-          <w:rFonts w:ascii="微软雅黑" w:eastAsia="微软雅黑" w:hAnsi="微软雅黑" w:hint="eastAsia"/>
-        </w:rPr>
-      </w:pPr>
-      <w:r>
-        <w:rPr>
-          <w:rFonts w:ascii="微软雅黑" w:eastAsia="微软雅黑" w:hAnsi="微软雅黑" w:hint="eastAsia"/>
-        </w:rPr>
-        <w:t>具体数值见配置表已经后续调整；</w:t>
-      </w:r>
-    </w:p>
-    <w:p>
-      <w:pPr>
-        <w:rPr>
-          <w:rFonts w:ascii="微软雅黑" w:eastAsia="微软雅黑" w:hAnsi="微软雅黑"/>
-        </w:rPr>
-      </w:pPr>
-    </w:p>
-    <w:p>
-      <w:pPr>
-        <w:pStyle w:val="2"/>
-        <w:spacing w:line="360" w:lineRule="auto"/>
-        <w:rPr>
-          <w:rFonts w:ascii="微软雅黑" w:eastAsia="微软雅黑" w:hAnsi="微软雅黑"/>
+        <w:t>奔跑</w:t>
+      </w:r>
+      <w:r>
+        <w:rPr>
+          <w:rFonts w:ascii="微软雅黑" w:eastAsia="微软雅黑" w:hAnsi="微软雅黑"/>
+        </w:rPr>
+        <w:t>前往</w:t>
+      </w:r>
+      <w:r>
+        <w:rPr>
+          <w:rFonts w:ascii="微软雅黑" w:eastAsia="微软雅黑" w:hAnsi="微软雅黑"/>
+        </w:rPr>
+        <w:t>；</w:t>
+      </w:r>
+    </w:p>
+    <w:p>
+      <w:pPr>
+        <w:pStyle w:val="a3"/>
+        <w:numPr>
+          <w:ilvl w:val="0"/>
+          <w:numId w:val="9"/>
+        </w:numPr>
+        <w:rPr>
+          <w:rFonts w:ascii="微软雅黑" w:eastAsia="微软雅黑" w:hAnsi="微软雅黑"/>
+        </w:rPr>
+      </w:pPr>
+      <w:r>
+        <w:rPr>
+          <w:rFonts w:ascii="微软雅黑" w:eastAsia="微软雅黑" w:hAnsi="微软雅黑"/>
+        </w:rPr>
+        <w:t>道具表（待拟定）；</w:t>
+      </w:r>
+    </w:p>
+    <w:p>
+      <w:pPr>
+        <w:pStyle w:val="a3"/>
+        <w:numPr>
+          <w:ilvl w:val="0"/>
+          <w:numId w:val="9"/>
+        </w:numPr>
+        <w:rPr>
+          <w:rFonts w:ascii="微软雅黑" w:eastAsia="微软雅黑" w:hAnsi="微软雅黑"/>
+        </w:rPr>
+      </w:pPr>
+      <w:r>
+        <w:rPr>
+          <w:rFonts w:ascii="微软雅黑" w:eastAsia="微软雅黑" w:hAnsi="微软雅黑"/>
+        </w:rPr>
+        <w:t>主干道</w:t>
+      </w:r>
+      <w:r>
+        <w:rPr>
+          <w:rFonts w:ascii="微软雅黑" w:eastAsia="微软雅黑" w:hAnsi="微软雅黑" w:hint="eastAsia"/>
+        </w:rPr>
+        <w:t>的大部分路径（超过60%</w:t>
+      </w:r>
+      <w:r>
+        <w:rPr>
+          <w:rFonts w:ascii="微软雅黑" w:eastAsia="微软雅黑" w:hAnsi="微软雅黑"/>
+        </w:rPr>
+        <w:t>），要设计的大一些，能让多数史莱姆自由行动；</w:t>
+      </w:r>
+    </w:p>
+    <w:p>
+      <w:pPr>
+        <w:pStyle w:val="a3"/>
+        <w:numPr>
+          <w:ilvl w:val="0"/>
+          <w:numId w:val="9"/>
+        </w:numPr>
+        <w:rPr>
+          <w:rFonts w:ascii="微软雅黑" w:eastAsia="微软雅黑" w:hAnsi="微软雅黑" w:hint="eastAsia"/>
+        </w:rPr>
+      </w:pPr>
+      <w:r>
+        <w:rPr>
+          <w:rFonts w:ascii="微软雅黑" w:eastAsia="微软雅黑" w:hAnsi="微软雅黑"/>
+        </w:rPr>
+        <w:t>区域和地形，关卡设计中可结合游戏机制扩展发挥，做一些补充；</w:t>
+      </w:r>
+    </w:p>
+    <w:p>
+      <w:pPr>
+        <w:widowControl/>
+        <w:jc w:val="left"/>
+        <w:rPr>
+          <w:rFonts w:ascii="微软雅黑" w:eastAsia="微软雅黑" w:hAnsi="微软雅黑" w:hint="eastAsia"/>
+        </w:rPr>
+      </w:pPr>
+      <w:r>
+        <w:rPr>
+          <w:rFonts w:ascii="微软雅黑" w:eastAsia="微软雅黑" w:hAnsi="微软雅黑" w:hint="eastAsia"/>
+        </w:rPr>
+        <w:br w:type="page"/>
+      </w:r>
+    </w:p>
+    <w:p>
+      <w:pPr>
+        <w:pStyle w:val="1"/>
+        <w:numPr>
+          <w:ilvl w:val="0"/>
+          <w:numId w:val="1"/>
+        </w:numPr>
+        <w:rPr>
+          <w:rFonts w:ascii="微软雅黑" w:eastAsia="微软雅黑" w:hAnsi="微软雅黑" w:hint="eastAsia"/>
+          <w:b/>
+          <w:bCs/>
           <w:color w:val="auto"/>
-        </w:rPr>
-      </w:pPr>
-      <w:r>
-        <w:rPr>
-          <w:rFonts w:ascii="微软雅黑" w:eastAsia="微软雅黑" w:hAnsi="微软雅黑" w:hint="eastAsia"/>
+          <w:sz w:val="44"/>
+          <w:szCs w:val="44"/>
+        </w:rPr>
+      </w:pPr>
+      <w:r>
+        <w:rPr>
+          <w:rFonts w:ascii="微软雅黑" w:eastAsia="微软雅黑" w:hAnsi="微软雅黑" w:hint="eastAsia"/>
+          <w:b/>
+          <w:bCs/>
           <w:color w:val="auto"/>
+          <w:sz w:val="44"/>
+          <w:szCs w:val="44"/>
         </w:rPr>
         <w:lastRenderedPageBreak/>
-        <w:t>2.</w:t>
-      </w:r>
-      <w:r>
-        <w:rPr>
-          <w:rFonts w:ascii="微软雅黑" w:eastAsia="微软雅黑" w:hAnsi="微软雅黑" w:hint="eastAsia"/>
+        <w:t>游戏</w:t>
+      </w:r>
+      <w:r>
+        <w:rPr>
+          <w:rFonts w:ascii="微软雅黑" w:eastAsia="微软雅黑" w:hAnsi="微软雅黑" w:hint="eastAsia"/>
+          <w:b/>
+          <w:bCs/>
           <w:color w:val="auto"/>
-        </w:rPr>
-        <w:t>4放置物及引导源</w:t>
-      </w:r>
-      <w:r>
-        <w:rPr>
-          <w:rFonts w:ascii="微软雅黑" w:eastAsia="微软雅黑" w:hAnsi="微软雅黑" w:hint="eastAsia"/>
-          <w:color w:val="auto"/>
-        </w:rPr>
-        <w:t>机制与逻辑</w:t>
-      </w:r>
-    </w:p>
-    <w:p>
-      <w:pPr>
-        <w:rPr>
-          <w:rFonts w:ascii="微软雅黑" w:eastAsia="微软雅黑" w:hAnsi="微软雅黑" w:hint="eastAsia"/>
-        </w:rPr>
-      </w:pPr>
+          <w:sz w:val="44"/>
+          <w:szCs w:val="44"/>
+        </w:rPr>
+        <w:t>页面设计</w:t>
+      </w:r>
+    </w:p>
+    <w:p>
+      <w:pPr>
+        <w:rPr>
+          <w:rFonts w:ascii="微软雅黑" w:eastAsia="微软雅黑" w:hAnsi="微软雅黑" w:hint="eastAsia"/>
+        </w:rPr>
+      </w:pPr>
+      <w:r>
+        <w:rPr>
+          <w:rFonts w:ascii="微软雅黑" w:eastAsia="微软雅黑" w:hAnsi="微软雅黑"/>
+        </w:rPr>
+        <w:drawing>
+          <wp:inline distT="0" distB="0" distL="0" distR="0" wp14:anchorId="117B65EF" wp14:editId="0D0AF602">
+            <wp:extent cx="5274310" cy="2957830"/>
+            <wp:effectExtent l="19050" t="19050" r="21590" b="13970"/>
+            <wp:docPr id="1065601522" name="图片 1"/>
+            <wp:cNvGraphicFramePr>
+              <a:graphicFrameLocks xmlns:a="http://schemas.openxmlformats.org/drawingml/2006/main" noChangeAspect="1"/>
+            </wp:cNvGraphicFramePr>
+            <a:graphic xmlns:a="http://schemas.openxmlformats.org/drawingml/2006/main">
+              <a:graphicData uri="http://schemas.openxmlformats.org/drawingml/2006/picture">
+                <pic:pic xmlns:pic="http://schemas.openxmlformats.org/drawingml/2006/picture">
+                  <pic:nvPicPr>
+                    <pic:cNvPr id="1065601522" name=""/>
+                    <pic:cNvPicPr/>
+                  </pic:nvPicPr>
+                  <pic:blipFill>
+                    <a:blip r:embed="rId19"/>
+                    <a:stretch>
+                      <a:fillRect/>
+                    </a:stretch>
+                  </pic:blipFill>
+                  <pic:spPr>
+                    <a:xfrm>
+                      <a:off x="0" y="0"/>
+                      <a:ext cx="5274310" cy="2957830"/>
+                    </a:xfrm>
+                    <a:prstGeom prst="rect">
+                      <a:avLst/>
+                    </a:prstGeom>
+                    <a:ln>
+                      <a:solidFill>
+                        <a:schemeClr val="tx1"/>
+                      </a:solidFill>
+                    </a:ln>
+                  </pic:spPr>
+                </pic:pic>
+              </a:graphicData>
+            </a:graphic>
+          </wp:inline>
+        </w:drawing>
+      </w:r>
     </w:p>
     <w:sectPr>
       <w:pgSz w:w="11906" w:h="16838"/>
